--- a/docs/manual/dist/CGA User Manual (de).docx
+++ b/docs/manual/dist/CGA User Manual (de).docx
@@ -15,17 +15,6 @@
           <w:sz w:val="48"/>
         </w:rPr>
         <w:t>CGA Studio-Benutzerhandbuch</w:t>
-      </w:r>
-    </w:p>
-    <w:p>
-      <w:r>
-        <w:rPr>
-          <w:rFonts w:ascii="Arial" w:hAnsi="Arial" w:eastAsia="Arial"/>
-          <w:b w:val="0"/>
-          <w:i w:val="0"/>
-          <w:sz w:val="21"/>
-        </w:rPr>
-        <w:t>Status: Inhaltserstellung abgeschlossen, Ausführungsüberprüfung wartet</w:t>
       </w:r>
     </w:p>
     <w:p>
@@ -52,21 +41,6 @@
     </w:p>
     <w:p>
       <w:pPr>
-        <w:spacing w:before="80" w:after="160"/>
-        <w:ind w:left="288" w:right="288"/>
-      </w:pPr>
-      <w:r>
-        <w:rPr>
-          <w:rFonts w:ascii="Arial" w:hAnsi="Arial" w:eastAsia="Arial"/>
-          <w:i/>
-          <w:color w:val="5F6368"/>
-          <w:sz w:val="19"/>
-        </w:rPr>
-        <w:t>Die Felder „Basisinformationen“, „NLU-Methode“, „Modell“ und „Antwortmethode“ auf dem Bot-Erstellungsbildschirm wurden im Browser überprüft. Funktionen, für die die tatsächlichen Speicher-, Erstellungs-, Lern- und Ausführungsergebnisse nicht bestätigt wurden, werden separat in der [Funktionsüberprüfungstabelle](../cga-manual-verification-matrix.md) angezeigt.</w:t>
-      </w:r>
-    </w:p>
-    <w:p>
-      <w:pPr>
         <w:pStyle w:val="Heading1"/>
       </w:pPr>
       <w:r>
@@ -130,17 +104,6 @@
           <w:sz w:val="21"/>
         </w:rPr>
         <w:t>Gehen Sie nach der Anmeldung zum CGA Studio-Bildschirm.</w:t>
-      </w:r>
-    </w:p>
-    <w:p>
-      <w:r>
-        <w:rPr>
-          <w:rFonts w:ascii="Arial" w:hAnsi="Arial" w:eastAsia="Arial"/>
-          <w:b w:val="0"/>
-          <w:i w:val="0"/>
-          <w:sz w:val="21"/>
-        </w:rPr>
-        <w:t>Der tatsächliche Anmeldeerfolgsbildschirm und der Bewegungspfad für jede Behörde werden nach der Browserüberprüfung bestätigt.</w:t>
       </w:r>
     </w:p>
     <w:p>
@@ -3661,7 +3624,7 @@
           <w:i w:val="0"/>
           <w:sz w:val="21"/>
         </w:rPr>
-        <w:t>Der Verifizierungsbot zeigte sogar eine Meldung zur Warteschlangenregistrierung an, aber nach der Aktualisierung blieb der Status `Nicht trainiert` bestehen und es wurde kein Lernverlauf erstellt.</w:t>
+        <w:t>Eine Trainingsanfrage wird der Queue hinzugefügt und von einem separaten Worker asynchron verarbeitet. ML- und Semantic-Training kann je nach Daten und Umgebung länger als drei Minuten dauern; testen Sie erst, wenn der Trainingsverlauf Erfolgreich oder trainiert anzeigt.</w:t>
       </w:r>
     </w:p>
     <w:p>
@@ -4560,19 +4523,6 @@
         <w:t>[CGA NLU-Nutzungsleitfaden](../cga-nlu-guide/README.md)</w:t>
       </w:r>
     </w:p>
-    <w:p>
-      <w:pPr>
-        <w:pStyle w:val="ListBullet"/>
-        <w:spacing w:after="80"/>
-      </w:pPr>
-      <w:r>
-        <w:rPr>
-          <w:rFonts w:ascii="Arial" w:hAnsi="Arial" w:eastAsia="Arial"/>
-          <w:sz w:val="21"/>
-        </w:rPr>
-        <w:t>[Funktionsüberprüfungstabelle](../cga-manual-verification-matrix.md)</w:t>
-      </w:r>
-    </w:p>
     <w:sectPr>
       <w:headerReference w:type="default" r:id="rId9"/>
       <w:footerReference w:type="default" r:id="rId10"/>

--- a/docs/manual/dist/CGA User Manual (de).docx
+++ b/docs/manual/dist/CGA User Manual (de).docx
@@ -36,7 +36,43 @@
           <w:i w:val="0"/>
           <w:sz w:val="21"/>
         </w:rPr>
-        <w:t>Dieses Dokument beschreibt die Menüs und den Arbeitsablauf von CGA Studio. Wenn Sie es zum ersten Mal verwenden, lesen Sie zuerst [CGA Getting Started](../cga-getting-started/README.md) und lesen Sie dann den [CGA NLU Utilization Guide](../cga-nlu-guide/README.md) für Informationen zur Engine-Auswahl, zum Lernen und zur Qualitätsverbesserung.</w:t>
+        <w:t xml:space="preserve">Dieses Dokument beschreibt die Menüs und den Arbeitsablauf von CGA Studio. Wenn Sie es zum ersten Mal verwenden, lesen Sie zuerst </w:t>
+      </w:r>
+      <w:r>
+        <w:rPr>
+          <w:rFonts w:ascii="Arial" w:hAnsi="Arial" w:eastAsia="Arial"/>
+          <w:b w:val="0"/>
+          <w:i w:val="0"/>
+          <w:sz w:val="21"/>
+        </w:rPr>
+        <w:t>CGA Getting Started</w:t>
+      </w:r>
+      <w:r>
+        <w:rPr>
+          <w:rFonts w:ascii="Arial" w:hAnsi="Arial" w:eastAsia="Arial"/>
+          <w:b w:val="0"/>
+          <w:i w:val="0"/>
+          <w:sz w:val="21"/>
+        </w:rPr>
+        <w:t xml:space="preserve"> und lesen Sie dann den </w:t>
+      </w:r>
+      <w:r>
+        <w:rPr>
+          <w:rFonts w:ascii="Arial" w:hAnsi="Arial" w:eastAsia="Arial"/>
+          <w:b w:val="0"/>
+          <w:i w:val="0"/>
+          <w:sz w:val="21"/>
+        </w:rPr>
+        <w:t>CGA NLU Utilization Guide</w:t>
+      </w:r>
+      <w:r>
+        <w:rPr>
+          <w:rFonts w:ascii="Arial" w:hAnsi="Arial" w:eastAsia="Arial"/>
+          <w:b w:val="0"/>
+          <w:i w:val="0"/>
+          <w:sz w:val="21"/>
+        </w:rPr>
+        <w:t xml:space="preserve"> für Informationen zur Engine-Auswahl, zum Lernen und zur Qualitätsverbesserung.</w:t>
       </w:r>
     </w:p>
     <w:p>
@@ -69,41 +105,47 @@
     </w:p>
     <w:p>
       <w:pPr>
-        <w:pStyle w:val="ListNumber"/>
         <w:spacing w:after="80"/>
-      </w:pPr>
-      <w:r>
-        <w:rPr>
-          <w:rFonts w:ascii="Arial" w:hAnsi="Arial" w:eastAsia="Arial"/>
-          <w:sz w:val="21"/>
-        </w:rPr>
-        <w:t>Öffnet den Anmeldebildschirm von CGA Studio.</w:t>
+        <w:ind w:left="360" w:hanging="288"/>
+      </w:pPr>
+      <w:r>
+        <w:rPr>
+          <w:rFonts w:ascii="Arial" w:hAnsi="Arial" w:eastAsia="Arial"/>
+          <w:b w:val="0"/>
+          <w:i w:val="0"/>
+          <w:sz w:val="21"/>
+        </w:rPr>
+        <w:t>1. Öffnet den Anmeldebildschirm von CGA Studio.</w:t>
       </w:r>
     </w:p>
     <w:p>
       <w:pPr>
-        <w:pStyle w:val="ListNumber"/>
         <w:spacing w:after="80"/>
-      </w:pPr>
-      <w:r>
-        <w:rPr>
-          <w:rFonts w:ascii="Arial" w:hAnsi="Arial" w:eastAsia="Arial"/>
-          <w:sz w:val="21"/>
-        </w:rPr>
-        <w:t>Geben Sie Ihre Kontoinformationen ein.</w:t>
+        <w:ind w:left="360" w:hanging="288"/>
+      </w:pPr>
+      <w:r>
+        <w:rPr>
+          <w:rFonts w:ascii="Arial" w:hAnsi="Arial" w:eastAsia="Arial"/>
+          <w:b w:val="0"/>
+          <w:i w:val="0"/>
+          <w:sz w:val="21"/>
+        </w:rPr>
+        <w:t>2. Geben Sie Ihre Kontoinformationen ein.</w:t>
       </w:r>
     </w:p>
     <w:p>
       <w:pPr>
-        <w:pStyle w:val="ListNumber"/>
         <w:spacing w:after="80"/>
-      </w:pPr>
-      <w:r>
-        <w:rPr>
-          <w:rFonts w:ascii="Arial" w:hAnsi="Arial" w:eastAsia="Arial"/>
-          <w:sz w:val="21"/>
-        </w:rPr>
-        <w:t>Gehen Sie nach der Anmeldung zum CGA Studio-Bildschirm.</w:t>
+        <w:ind w:left="360" w:hanging="288"/>
+      </w:pPr>
+      <w:r>
+        <w:rPr>
+          <w:rFonts w:ascii="Arial" w:hAnsi="Arial" w:eastAsia="Arial"/>
+          <w:b w:val="0"/>
+          <w:i w:val="0"/>
+          <w:sz w:val="21"/>
+        </w:rPr>
+        <w:t>3. Gehen Sie nach der Anmeldung zum CGA Studio-Bildschirm.</w:t>
       </w:r>
     </w:p>
     <w:p>
@@ -128,9 +170,20 @@
       <w:r>
         <w:rPr>
           <w:rFonts w:ascii="Arial" w:hAnsi="Arial" w:eastAsia="Arial"/>
-          <w:sz w:val="21"/>
-        </w:rPr>
-        <w:t>`Bot`: Einheit, die Konversationsdienste bereitstellt</w:t>
+          <w:b/>
+          <w:i w:val="0"/>
+          <w:sz w:val="21"/>
+        </w:rPr>
+        <w:t>Bot</w:t>
+      </w:r>
+      <w:r>
+        <w:rPr>
+          <w:rFonts w:ascii="Arial" w:hAnsi="Arial" w:eastAsia="Arial"/>
+          <w:b w:val="0"/>
+          <w:i w:val="0"/>
+          <w:sz w:val="21"/>
+        </w:rPr>
+        <w:t>: Einheit, die Konversationsdienste bereitstellt</w:t>
       </w:r>
     </w:p>
     <w:p>
@@ -141,9 +194,20 @@
       <w:r>
         <w:rPr>
           <w:rFonts w:ascii="Arial" w:hAnsi="Arial" w:eastAsia="Arial"/>
-          <w:sz w:val="21"/>
-        </w:rPr>
-        <w:t>`Version`: Ausführungseinheit, die die Konfigurations- und Trainingsressourcen des Bots verwaltet.</w:t>
+          <w:b/>
+          <w:i w:val="0"/>
+          <w:sz w:val="21"/>
+        </w:rPr>
+        <w:t>Version</w:t>
+      </w:r>
+      <w:r>
+        <w:rPr>
+          <w:rFonts w:ascii="Arial" w:hAnsi="Arial" w:eastAsia="Arial"/>
+          <w:b w:val="0"/>
+          <w:i w:val="0"/>
+          <w:sz w:val="21"/>
+        </w:rPr>
+        <w:t>: Ausführungseinheit, die die Konfigurations- und Trainingsressourcen des Bots verwaltet.</w:t>
       </w:r>
     </w:p>
     <w:p>
@@ -154,9 +218,20 @@
       <w:r>
         <w:rPr>
           <w:rFonts w:ascii="Arial" w:hAnsi="Arial" w:eastAsia="Arial"/>
-          <w:sz w:val="21"/>
-        </w:rPr>
-        <w:t>`NLU-Methode`: Eine Methode zur Interpretation von Benutzeräußerungen als Absicht oder Bedeutung</w:t>
+          <w:b/>
+          <w:i w:val="0"/>
+          <w:sz w:val="21"/>
+        </w:rPr>
+        <w:t>NLU-Methode</w:t>
+      </w:r>
+      <w:r>
+        <w:rPr>
+          <w:rFonts w:ascii="Arial" w:hAnsi="Arial" w:eastAsia="Arial"/>
+          <w:b w:val="0"/>
+          <w:i w:val="0"/>
+          <w:sz w:val="21"/>
+        </w:rPr>
+        <w:t>: Eine Methode zur Interpretation von Benutzeräußerungen als Absicht oder Bedeutung</w:t>
       </w:r>
     </w:p>
     <w:p>
@@ -167,9 +242,20 @@
       <w:r>
         <w:rPr>
           <w:rFonts w:ascii="Arial" w:hAnsi="Arial" w:eastAsia="Arial"/>
-          <w:sz w:val="21"/>
-        </w:rPr>
-        <w:t>`Antwortmethode`: Methode zum Generieren oder Abrufen von Antworten basierend auf Klassifizierungsergebnissen</w:t>
+          <w:b/>
+          <w:i w:val="0"/>
+          <w:sz w:val="21"/>
+        </w:rPr>
+        <w:t>Antwortmethode</w:t>
+      </w:r>
+      <w:r>
+        <w:rPr>
+          <w:rFonts w:ascii="Arial" w:hAnsi="Arial" w:eastAsia="Arial"/>
+          <w:b w:val="0"/>
+          <w:i w:val="0"/>
+          <w:sz w:val="21"/>
+        </w:rPr>
+        <w:t>: Methode zum Generieren oder Abrufen von Antworten basierend auf Klassifizierungsergebnissen</w:t>
       </w:r>
     </w:p>
     <w:p>
@@ -180,9 +266,20 @@
       <w:r>
         <w:rPr>
           <w:rFonts w:ascii="Arial" w:hAnsi="Arial" w:eastAsia="Arial"/>
-          <w:sz w:val="21"/>
-        </w:rPr>
-        <w:t>`Training`: Reflektiert Daten vom Bot für ML oder die ausgewählte Ausführungs-Engine</w:t>
+          <w:b/>
+          <w:i w:val="0"/>
+          <w:sz w:val="21"/>
+        </w:rPr>
+        <w:t>Training</w:t>
+      </w:r>
+      <w:r>
+        <w:rPr>
+          <w:rFonts w:ascii="Arial" w:hAnsi="Arial" w:eastAsia="Arial"/>
+          <w:b w:val="0"/>
+          <w:i w:val="0"/>
+          <w:sz w:val="21"/>
+        </w:rPr>
+        <w:t>: Reflektiert Daten vom Bot für ML oder die ausgewählte Ausführungs-Engine</w:t>
       </w:r>
     </w:p>
     <w:p>
@@ -218,6 +315,8 @@
       <w:r>
         <w:rPr>
           <w:rFonts w:ascii="Arial" w:hAnsi="Arial" w:eastAsia="Arial"/>
+          <w:b w:val="0"/>
+          <w:i w:val="0"/>
           <w:sz w:val="21"/>
         </w:rPr>
         <w:t>Sprache</w:t>
@@ -231,6 +330,8 @@
       <w:r>
         <w:rPr>
           <w:rFonts w:ascii="Arial" w:hAnsi="Arial" w:eastAsia="Arial"/>
+          <w:b w:val="0"/>
+          <w:i w:val="0"/>
           <w:sz w:val="21"/>
         </w:rPr>
         <w:t>NLU-Methode</w:t>
@@ -244,6 +345,8 @@
       <w:r>
         <w:rPr>
           <w:rFonts w:ascii="Arial" w:hAnsi="Arial" w:eastAsia="Arial"/>
+          <w:b w:val="0"/>
+          <w:i w:val="0"/>
           <w:sz w:val="21"/>
         </w:rPr>
         <w:t>NLU-Modell</w:t>
@@ -257,6 +360,8 @@
       <w:r>
         <w:rPr>
           <w:rFonts w:ascii="Arial" w:hAnsi="Arial" w:eastAsia="Arial"/>
+          <w:b w:val="0"/>
+          <w:i w:val="0"/>
           <w:sz w:val="21"/>
         </w:rPr>
         <w:t>Antwortmethode</w:t>
@@ -270,6 +375,8 @@
       <w:r>
         <w:rPr>
           <w:rFonts w:ascii="Arial" w:hAnsi="Arial" w:eastAsia="Arial"/>
+          <w:b w:val="0"/>
+          <w:i w:val="0"/>
           <w:sz w:val="21"/>
         </w:rPr>
         <w:t>LLM-Anbieter oder -Modell</w:t>
@@ -283,6 +390,8 @@
       <w:r>
         <w:rPr>
           <w:rFonts w:ascii="Arial" w:hAnsi="Arial" w:eastAsia="Arial"/>
+          <w:b w:val="0"/>
+          <w:i w:val="0"/>
           <w:sz w:val="21"/>
         </w:rPr>
         <w:t>-Version</w:t>
@@ -296,7 +405,61 @@
           <w:i w:val="0"/>
           <w:sz w:val="21"/>
         </w:rPr>
-        <w:t>Wenn Sie die NLU-Methode oder Antwortmethode ändern, ändern sich möglicherweise die auswählbaren Modelle und zusätzlichen Einstellungselemente. Überprüfen Sie, ob der Kombinationsstatus des Bildschirms `Ausführungs-/trainingsbereit` oder `Nur Einstellungen können gespeichert werden` ist, und entscheiden Sie dann über die nächste Aktion. Wenn Sie es zum ersten Mal verwenden, wählen Sie `Bestätigen` nicht aus, ohne den Kombinationsstatus zu überprüfen.</w:t>
+        <w:t xml:space="preserve">Wenn Sie die NLU-Methode oder Antwortmethode ändern, ändern sich möglicherweise die auswählbaren Modelle und zusätzlichen Einstellungselemente. Überprüfen Sie, ob der Kombinationsstatus des Bildschirms </w:t>
+      </w:r>
+      <w:r>
+        <w:rPr>
+          <w:rFonts w:ascii="Arial" w:hAnsi="Arial" w:eastAsia="Arial"/>
+          <w:b/>
+          <w:i w:val="0"/>
+          <w:sz w:val="21"/>
+        </w:rPr>
+        <w:t>Ausführungs-/trainingsbereit</w:t>
+      </w:r>
+      <w:r>
+        <w:rPr>
+          <w:rFonts w:ascii="Arial" w:hAnsi="Arial" w:eastAsia="Arial"/>
+          <w:b w:val="0"/>
+          <w:i w:val="0"/>
+          <w:sz w:val="21"/>
+        </w:rPr>
+        <w:t xml:space="preserve"> oder </w:t>
+      </w:r>
+      <w:r>
+        <w:rPr>
+          <w:rFonts w:ascii="Arial" w:hAnsi="Arial" w:eastAsia="Arial"/>
+          <w:b/>
+          <w:i w:val="0"/>
+          <w:sz w:val="21"/>
+        </w:rPr>
+        <w:t>Nur Einstellungen können gespeichert werden</w:t>
+      </w:r>
+      <w:r>
+        <w:rPr>
+          <w:rFonts w:ascii="Arial" w:hAnsi="Arial" w:eastAsia="Arial"/>
+          <w:b w:val="0"/>
+          <w:i w:val="0"/>
+          <w:sz w:val="21"/>
+        </w:rPr>
+        <w:t xml:space="preserve"> ist, und entscheiden Sie dann über die nächste Aktion. Wenn Sie es zum ersten Mal verwenden, wählen Sie </w:t>
+      </w:r>
+      <w:r>
+        <w:rPr>
+          <w:rFonts w:ascii="Arial" w:hAnsi="Arial" w:eastAsia="Arial"/>
+          <w:b/>
+          <w:i w:val="0"/>
+          <w:sz w:val="21"/>
+        </w:rPr>
+        <w:t>Bestätigen</w:t>
+      </w:r>
+      <w:r>
+        <w:rPr>
+          <w:rFonts w:ascii="Arial" w:hAnsi="Arial" w:eastAsia="Arial"/>
+          <w:b w:val="0"/>
+          <w:i w:val="0"/>
+          <w:sz w:val="21"/>
+        </w:rPr>
+        <w:t xml:space="preserve"> nicht aus, ohne den Kombinationsstatus zu überprüfen.</w:t>
       </w:r>
     </w:p>
     <w:p>
@@ -307,7 +470,43 @@
           <w:i w:val="0"/>
           <w:sz w:val="21"/>
         </w:rPr>
-        <w:t>Im Erstellungsbildschirm ist `Bestätigen` eine Aktion zum Übermitteln der eingegebenen Einstellungen und `Abbrechen` eine Aktion zum Verlassen des Erstellungsbildschirms. Nach der Übermittlung unterliegen die Ergebnisse der Bot-Erstellung und der Lern-/Indizierungsabschlussstatus einer separaten Ausführungsüberprüfung.</w:t>
+        <w:t xml:space="preserve">Im Erstellungsbildschirm ist </w:t>
+      </w:r>
+      <w:r>
+        <w:rPr>
+          <w:rFonts w:ascii="Arial" w:hAnsi="Arial" w:eastAsia="Arial"/>
+          <w:b/>
+          <w:i w:val="0"/>
+          <w:sz w:val="21"/>
+        </w:rPr>
+        <w:t>Bestätigen</w:t>
+      </w:r>
+      <w:r>
+        <w:rPr>
+          <w:rFonts w:ascii="Arial" w:hAnsi="Arial" w:eastAsia="Arial"/>
+          <w:b w:val="0"/>
+          <w:i w:val="0"/>
+          <w:sz w:val="21"/>
+        </w:rPr>
+        <w:t xml:space="preserve"> eine Aktion zum Übermitteln der eingegebenen Einstellungen und </w:t>
+      </w:r>
+      <w:r>
+        <w:rPr>
+          <w:rFonts w:ascii="Arial" w:hAnsi="Arial" w:eastAsia="Arial"/>
+          <w:b/>
+          <w:i w:val="0"/>
+          <w:sz w:val="21"/>
+        </w:rPr>
+        <w:t>Abbrechen</w:t>
+      </w:r>
+      <w:r>
+        <w:rPr>
+          <w:rFonts w:ascii="Arial" w:hAnsi="Arial" w:eastAsia="Arial"/>
+          <w:b w:val="0"/>
+          <w:i w:val="0"/>
+          <w:sz w:val="21"/>
+        </w:rPr>
+        <w:t xml:space="preserve"> eine Aktion zum Verlassen des Erstellungsbildschirms. Nach der Übermittlung unterliegen die Ergebnisse der Bot-Erstellung und der Lern-/Indizierungsabschlussstatus einer separaten Ausführungsüberprüfung.</w:t>
       </w:r>
     </w:p>
     <w:p>
@@ -368,6 +567,8 @@
       <w:r>
         <w:rPr>
           <w:rFonts w:ascii="Arial" w:hAnsi="Arial" w:eastAsia="Arial"/>
+          <w:b w:val="0"/>
+          <w:i w:val="0"/>
           <w:sz w:val="21"/>
         </w:rPr>
         <w:t>Bot-Typ: Bot, Bot Hub</w:t>
@@ -381,6 +582,8 @@
       <w:r>
         <w:rPr>
           <w:rFonts w:ascii="Arial" w:hAnsi="Arial" w:eastAsia="Arial"/>
+          <w:b w:val="0"/>
+          <w:i w:val="0"/>
           <w:sz w:val="21"/>
         </w:rPr>
         <w:t>Bot-Modus: Texttyp, Sprachtyp</w:t>
@@ -394,6 +597,8 @@
       <w:r>
         <w:rPr>
           <w:rFonts w:ascii="Arial" w:hAnsi="Arial" w:eastAsia="Arial"/>
+          <w:b w:val="0"/>
+          <w:i w:val="0"/>
           <w:sz w:val="21"/>
         </w:rPr>
         <w:t>Bot-Profil</w:t>
@@ -407,6 +612,8 @@
       <w:r>
         <w:rPr>
           <w:rFonts w:ascii="Arial" w:hAnsi="Arial" w:eastAsia="Arial"/>
+          <w:b w:val="0"/>
+          <w:i w:val="0"/>
           <w:sz w:val="21"/>
         </w:rPr>
         <w:t>Bot-Name</w:t>
@@ -420,6 +627,8 @@
       <w:r>
         <w:rPr>
           <w:rFonts w:ascii="Arial" w:hAnsi="Arial" w:eastAsia="Arial"/>
+          <w:b w:val="0"/>
+          <w:i w:val="0"/>
           <w:sz w:val="21"/>
         </w:rPr>
         <w:t>Sprache: Die aktuellen Bildschirmoptionen sind Koreanisch</w:t>
@@ -433,6 +642,8 @@
       <w:r>
         <w:rPr>
           <w:rFonts w:ascii="Arial" w:hAnsi="Arial" w:eastAsia="Arial"/>
+          <w:b w:val="0"/>
+          <w:i w:val="0"/>
           <w:sz w:val="21"/>
         </w:rPr>
         <w:t>Einführung</w:t>
@@ -508,6 +719,7 @@
               <w:rPr>
                 <w:rFonts w:ascii="Arial" w:hAnsi="Arial" w:eastAsia="Arial"/>
                 <w:b/>
+                <w:i w:val="0"/>
                 <w:color w:val="1F4D78"/>
                 <w:sz w:val="18"/>
               </w:rPr>
@@ -536,6 +748,7 @@
               <w:rPr>
                 <w:rFonts w:ascii="Arial" w:hAnsi="Arial" w:eastAsia="Arial"/>
                 <w:b/>
+                <w:i w:val="0"/>
                 <w:color w:val="1F4D78"/>
                 <w:sz w:val="18"/>
               </w:rPr>
@@ -565,6 +778,7 @@
               <w:rPr>
                 <w:rFonts w:ascii="Arial" w:hAnsi="Arial" w:eastAsia="Arial"/>
                 <w:b w:val="0"/>
+                <w:i w:val="0"/>
                 <w:sz w:val="18"/>
               </w:rPr>
               <w:t>ML</w:t>
@@ -591,6 +805,7 @@
               <w:rPr>
                 <w:rFonts w:ascii="Arial" w:hAnsi="Arial" w:eastAsia="Arial"/>
                 <w:b w:val="0"/>
+                <w:i w:val="0"/>
                 <w:sz w:val="18"/>
               </w:rPr>
               <w:t>Klassifizierungsmethode basierend auf Lernsätzen und Absicht</w:t>
@@ -619,6 +834,7 @@
               <w:rPr>
                 <w:rFonts w:ascii="Arial" w:hAnsi="Arial" w:eastAsia="Arial"/>
                 <w:b w:val="0"/>
+                <w:i w:val="0"/>
                 <w:sz w:val="18"/>
               </w:rPr>
               <w:t>Semantik - Vektorarbeiter</w:t>
@@ -645,6 +861,7 @@
               <w:rPr>
                 <w:rFonts w:ascii="Arial" w:hAnsi="Arial" w:eastAsia="Arial"/>
                 <w:b w:val="0"/>
+                <w:i w:val="0"/>
                 <w:sz w:val="18"/>
               </w:rPr>
               <w:t>Semantische Methode mit CGAs Vector Worker und Vector DB</w:t>
@@ -673,6 +890,7 @@
               <w:rPr>
                 <w:rFonts w:ascii="Arial" w:hAnsi="Arial" w:eastAsia="Arial"/>
                 <w:b w:val="0"/>
+                <w:i w:val="0"/>
                 <w:sz w:val="18"/>
               </w:rPr>
               <w:t>Semantik – Externe Einbettung</w:t>
@@ -699,6 +917,7 @@
               <w:rPr>
                 <w:rFonts w:ascii="Arial" w:hAnsi="Arial" w:eastAsia="Arial"/>
                 <w:b w:val="0"/>
+                <w:i w:val="0"/>
                 <w:sz w:val="18"/>
               </w:rPr>
               <w:t>Semantische Methode, die externe Einbettung und lokale Vektor-DB verbindet</w:t>
@@ -727,6 +946,7 @@
               <w:rPr>
                 <w:rFonts w:ascii="Arial" w:hAnsi="Arial" w:eastAsia="Arial"/>
                 <w:b w:val="0"/>
+                <w:i w:val="0"/>
                 <w:sz w:val="18"/>
               </w:rPr>
               <w:t>LLM-Engine</w:t>
@@ -753,6 +973,7 @@
               <w:rPr>
                 <w:rFonts w:ascii="Arial" w:hAnsi="Arial" w:eastAsia="Arial"/>
                 <w:b w:val="0"/>
+                <w:i w:val="0"/>
                 <w:sz w:val="18"/>
               </w:rPr>
               <w:t>So verwenden Sie das LLM-Modell</w:t>
@@ -770,7 +991,25 @@
           <w:i w:val="0"/>
           <w:sz w:val="21"/>
         </w:rPr>
-        <w:t>Engine-spezifische Auswahlkriterien und Datenvorbereitungsmethoden finden Sie unter [Engine-Vergleich im NLU-Utilization-Guide](../cga-nlu-guide/engine-comparison.md).</w:t>
+        <w:t xml:space="preserve">Engine-spezifische Auswahlkriterien und Datenvorbereitungsmethoden finden Sie unter </w:t>
+      </w:r>
+      <w:r>
+        <w:rPr>
+          <w:rFonts w:ascii="Arial" w:hAnsi="Arial" w:eastAsia="Arial"/>
+          <w:b w:val="0"/>
+          <w:i w:val="0"/>
+          <w:sz w:val="21"/>
+        </w:rPr>
+        <w:t>Engine-Vergleich im NLU-Utilization-Guide</w:t>
+      </w:r>
+      <w:r>
+        <w:rPr>
+          <w:rFonts w:ascii="Arial" w:hAnsi="Arial" w:eastAsia="Arial"/>
+          <w:b w:val="0"/>
+          <w:i w:val="0"/>
+          <w:sz w:val="21"/>
+        </w:rPr>
+        <w:t>.</w:t>
       </w:r>
     </w:p>
     <w:p>
@@ -806,6 +1045,8 @@
       <w:r>
         <w:rPr>
           <w:rFonts w:ascii="Arial" w:hAnsi="Arial" w:eastAsia="Arial"/>
+          <w:b w:val="0"/>
+          <w:i w:val="0"/>
           <w:sz w:val="21"/>
         </w:rPr>
         <w:t>ML: DeepLearning Lite, TF-IDF Linear, Keyword Baseline</w:t>
@@ -819,6 +1060,8 @@
       <w:r>
         <w:rPr>
           <w:rFonts w:ascii="Arial" w:hAnsi="Arial" w:eastAsia="Arial"/>
+          <w:b w:val="0"/>
+          <w:i w:val="0"/>
           <w:sz w:val="21"/>
         </w:rPr>
         <w:t>Semantik: Standard-Vector-Worker-Modell oder externes Einbettungsmodell</w:t>
@@ -832,6 +1075,8 @@
       <w:r>
         <w:rPr>
           <w:rFonts w:ascii="Arial" w:hAnsi="Arial" w:eastAsia="Arial"/>
+          <w:b w:val="0"/>
+          <w:i w:val="0"/>
           <w:sz w:val="21"/>
         </w:rPr>
         <w:t>LLM: Anbieterauswahl und detaillierte Modellauswahl für jeden Anbieter</w:t>
@@ -881,6 +1126,8 @@
       <w:r>
         <w:rPr>
           <w:rFonts w:ascii="Arial" w:hAnsi="Arial" w:eastAsia="Arial"/>
+          <w:b w:val="0"/>
+          <w:i w:val="0"/>
           <w:sz w:val="21"/>
         </w:rPr>
         <w:t>Definierte Antwort</w:t>
@@ -894,6 +1141,8 @@
       <w:r>
         <w:rPr>
           <w:rFonts w:ascii="Arial" w:hAnsi="Arial" w:eastAsia="Arial"/>
+          <w:b w:val="0"/>
+          <w:i w:val="0"/>
           <w:sz w:val="21"/>
         </w:rPr>
         <w:t>Semantic Engine RAG-Antwort</w:t>
@@ -907,6 +1156,8 @@
       <w:r>
         <w:rPr>
           <w:rFonts w:ascii="Arial" w:hAnsi="Arial" w:eastAsia="Arial"/>
+          <w:b w:val="0"/>
+          <w:i w:val="0"/>
           <w:sz w:val="21"/>
         </w:rPr>
         <w:t>LLM Engine RAG-Antworten</w:t>
@@ -920,6 +1171,8 @@
       <w:r>
         <w:rPr>
           <w:rFonts w:ascii="Arial" w:hAnsi="Arial" w:eastAsia="Arial"/>
+          <w:b w:val="0"/>
+          <w:i w:val="0"/>
           <w:sz w:val="21"/>
         </w:rPr>
         <w:t>LLM Engine-Antworten</w:t>
@@ -969,6 +1222,8 @@
       <w:r>
         <w:rPr>
           <w:rFonts w:ascii="Arial" w:hAnsi="Arial" w:eastAsia="Arial"/>
+          <w:b w:val="0"/>
+          <w:i w:val="0"/>
           <w:sz w:val="21"/>
         </w:rPr>
         <w:t>Bot: Grundlegende Informationen und Betriebsziel der Serviceeinheit</w:t>
@@ -982,6 +1237,8 @@
       <w:r>
         <w:rPr>
           <w:rFonts w:ascii="Arial" w:hAnsi="Arial" w:eastAsia="Arial"/>
+          <w:b w:val="0"/>
+          <w:i w:val="0"/>
           <w:sz w:val="21"/>
         </w:rPr>
         <w:t>Version: Eine Einheit, die Absicht, Objekt, Wörterbuch, Dialogdesign und KI-Einstellungen verwaltet.</w:t>
@@ -995,6 +1252,8 @@
       <w:r>
         <w:rPr>
           <w:rFonts w:ascii="Arial" w:hAnsi="Arial" w:eastAsia="Arial"/>
+          <w:b w:val="0"/>
+          <w:i w:val="0"/>
           <w:sz w:val="21"/>
         </w:rPr>
         <w:t>Arbeitsbereich: Bildschirm zum Entwerfen, Testen und Analysieren einer bestimmten Bot-Version.</w:t>
@@ -1070,6 +1329,7 @@
               <w:rPr>
                 <w:rFonts w:ascii="Arial" w:hAnsi="Arial" w:eastAsia="Arial"/>
                 <w:b/>
+                <w:i w:val="0"/>
                 <w:color w:val="1F4D78"/>
                 <w:sz w:val="18"/>
               </w:rPr>
@@ -1098,6 +1358,7 @@
               <w:rPr>
                 <w:rFonts w:ascii="Arial" w:hAnsi="Arial" w:eastAsia="Arial"/>
                 <w:b/>
+                <w:i w:val="0"/>
                 <w:color w:val="1F4D78"/>
                 <w:sz w:val="18"/>
               </w:rPr>
@@ -1127,6 +1388,7 @@
               <w:rPr>
                 <w:rFonts w:ascii="Arial" w:hAnsi="Arial" w:eastAsia="Arial"/>
                 <w:b w:val="0"/>
+                <w:i w:val="0"/>
                 <w:sz w:val="18"/>
               </w:rPr>
               <w:t>Bot-Liste</w:t>
@@ -1153,6 +1415,7 @@
               <w:rPr>
                 <w:rFonts w:ascii="Arial" w:hAnsi="Arial" w:eastAsia="Arial"/>
                 <w:b w:val="0"/>
+                <w:i w:val="0"/>
                 <w:sz w:val="18"/>
               </w:rPr>
               <w:t>Studio &gt; Bot</w:t>
@@ -1181,6 +1444,7 @@
               <w:rPr>
                 <w:rFonts w:ascii="Arial" w:hAnsi="Arial" w:eastAsia="Arial"/>
                 <w:b w:val="0"/>
+                <w:i w:val="0"/>
                 <w:sz w:val="18"/>
               </w:rPr>
               <w:t>Erstellen Sie einen neuen Bot</w:t>
@@ -1207,6 +1471,7 @@
               <w:rPr>
                 <w:rFonts w:ascii="Arial" w:hAnsi="Arial" w:eastAsia="Arial"/>
                 <w:b w:val="0"/>
+                <w:i w:val="0"/>
                 <w:sz w:val="18"/>
               </w:rPr>
               <w:t>Studio &gt; Bot &gt; Bot erstellen</w:t>
@@ -1235,6 +1500,7 @@
               <w:rPr>
                 <w:rFonts w:ascii="Arial" w:hAnsi="Arial" w:eastAsia="Arial"/>
                 <w:b w:val="0"/>
+                <w:i w:val="0"/>
                 <w:sz w:val="18"/>
               </w:rPr>
               <w:t>Bot-Einstellungen</w:t>
@@ -1261,6 +1527,7 @@
               <w:rPr>
                 <w:rFonts w:ascii="Arial" w:hAnsi="Arial" w:eastAsia="Arial"/>
                 <w:b w:val="0"/>
+                <w:i w:val="0"/>
                 <w:sz w:val="18"/>
               </w:rPr>
               <w:t>Ausgewählter Bot &gt; Einstellungen</w:t>
@@ -1289,6 +1556,7 @@
               <w:rPr>
                 <w:rFonts w:ascii="Arial" w:hAnsi="Arial" w:eastAsia="Arial"/>
                 <w:b w:val="0"/>
+                <w:i w:val="0"/>
                 <w:sz w:val="18"/>
               </w:rPr>
               <w:t>Versionsliste</w:t>
@@ -1315,6 +1583,7 @@
               <w:rPr>
                 <w:rFonts w:ascii="Arial" w:hAnsi="Arial" w:eastAsia="Arial"/>
                 <w:b w:val="0"/>
+                <w:i w:val="0"/>
                 <w:sz w:val="18"/>
               </w:rPr>
               <w:t>Ausgewählter Bot &gt; Versionskontrolle</w:t>
@@ -1343,6 +1612,7 @@
               <w:rPr>
                 <w:rFonts w:ascii="Arial" w:hAnsi="Arial" w:eastAsia="Arial"/>
                 <w:b w:val="0"/>
+                <w:i w:val="0"/>
                 <w:sz w:val="18"/>
               </w:rPr>
               <w:t>Versionsarbeitsbereich</w:t>
@@ -1369,6 +1639,7 @@
               <w:rPr>
                 <w:rFonts w:ascii="Arial" w:hAnsi="Arial" w:eastAsia="Arial"/>
                 <w:b w:val="0"/>
+                <w:i w:val="0"/>
                 <w:sz w:val="18"/>
               </w:rPr>
               <w:t>Ausgewählter Bot &gt; Version &gt; Arbeitsbereich</w:t>
@@ -1436,7 +1707,25 @@
           <w:i w:val="0"/>
           <w:sz w:val="21"/>
         </w:rPr>
-        <w:t>Der Zugriffspfad ist `Bot &gt; Version &gt; Absichten`. Überprüfen Sie nach dem Ändern der Absichtsdaten den Trainingsstatus und die Simulatorergebnisse dieser Version.</w:t>
+        <w:t xml:space="preserve">Der Zugriffspfad ist </w:t>
+      </w:r>
+      <w:r>
+        <w:rPr>
+          <w:rFonts w:ascii="Arial" w:hAnsi="Arial" w:eastAsia="Arial"/>
+          <w:b/>
+          <w:i w:val="0"/>
+          <w:sz w:val="21"/>
+        </w:rPr>
+        <w:t>Bot &gt; Version &gt; Absichten</w:t>
+      </w:r>
+      <w:r>
+        <w:rPr>
+          <w:rFonts w:ascii="Arial" w:hAnsi="Arial" w:eastAsia="Arial"/>
+          <w:b w:val="0"/>
+          <w:i w:val="0"/>
+          <w:sz w:val="21"/>
+        </w:rPr>
+        <w:t>. Überprüfen Sie nach dem Ändern der Absichtsdaten den Trainingsstatus und die Simulatorergebnisse dieser Version.</w:t>
       </w:r>
     </w:p>
     <w:p>
@@ -1472,7 +1761,25 @@
           <w:i w:val="0"/>
           <w:sz w:val="21"/>
         </w:rPr>
-        <w:t>Der Zugriffspfad ist `Bot &gt; Version &gt; Entitäten`. Stellen Sie beim Ändern von Entitätsnamen oder Extraktionskriterien sicher, dass vorhandene Absichten und Testäußerungen gültig bleiben.</w:t>
+        <w:t xml:space="preserve">Der Zugriffspfad ist </w:t>
+      </w:r>
+      <w:r>
+        <w:rPr>
+          <w:rFonts w:ascii="Arial" w:hAnsi="Arial" w:eastAsia="Arial"/>
+          <w:b/>
+          <w:i w:val="0"/>
+          <w:sz w:val="21"/>
+        </w:rPr>
+        <w:t>Bot &gt; Version &gt; Entitäten</w:t>
+      </w:r>
+      <w:r>
+        <w:rPr>
+          <w:rFonts w:ascii="Arial" w:hAnsi="Arial" w:eastAsia="Arial"/>
+          <w:b w:val="0"/>
+          <w:i w:val="0"/>
+          <w:sz w:val="21"/>
+        </w:rPr>
+        <w:t>. Stellen Sie beim Ändern von Entitätsnamen oder Extraktionskriterien sicher, dass vorhandene Absichten und Testäußerungen gültig bleiben.</w:t>
       </w:r>
     </w:p>
     <w:p>
@@ -1508,7 +1815,25 @@
           <w:i w:val="0"/>
           <w:sz w:val="21"/>
         </w:rPr>
-        <w:t>Der Zugriffspfad ist `Bot &gt; Version &gt; Wörterbuch`. Unterscheiden Sie beim Hinzufügen von Synonymen zwischen Ausdrücken, die nur eine bestimmte Absicht betreffen, und Ausdrücken, die häufig für mehrere Absichten verwendet werden.</w:t>
+        <w:t xml:space="preserve">Der Zugriffspfad ist </w:t>
+      </w:r>
+      <w:r>
+        <w:rPr>
+          <w:rFonts w:ascii="Arial" w:hAnsi="Arial" w:eastAsia="Arial"/>
+          <w:b/>
+          <w:i w:val="0"/>
+          <w:sz w:val="21"/>
+        </w:rPr>
+        <w:t>Bot &gt; Version &gt; Wörterbuch</w:t>
+      </w:r>
+      <w:r>
+        <w:rPr>
+          <w:rFonts w:ascii="Arial" w:hAnsi="Arial" w:eastAsia="Arial"/>
+          <w:b w:val="0"/>
+          <w:i w:val="0"/>
+          <w:sz w:val="21"/>
+        </w:rPr>
+        <w:t>. Unterscheiden Sie beim Hinzufügen von Synonymen zwischen Ausdrücken, die nur eine bestimmte Absicht betreffen, und Ausdrücken, die häufig für mehrere Absichten verwendet werden.</w:t>
       </w:r>
     </w:p>
     <w:p>
@@ -1544,7 +1869,25 @@
           <w:i w:val="0"/>
           <w:sz w:val="21"/>
         </w:rPr>
-        <w:t>Der Zugriffspfad ist `Bot &gt; Version &gt; QA`. Überprüfen Sie nach der Reflexion von Dokumenten oder Fragen/Antworten, ob eine Indizierung oder ein Antragsstatus vorliegt, und verwenden Sie die Ergebnisse nicht für Vorgänge ohne Bestätigung.</w:t>
+        <w:t xml:space="preserve">Der Zugriffspfad ist </w:t>
+      </w:r>
+      <w:r>
+        <w:rPr>
+          <w:rFonts w:ascii="Arial" w:hAnsi="Arial" w:eastAsia="Arial"/>
+          <w:b/>
+          <w:i w:val="0"/>
+          <w:sz w:val="21"/>
+        </w:rPr>
+        <w:t>Bot &gt; Version &gt; QA</w:t>
+      </w:r>
+      <w:r>
+        <w:rPr>
+          <w:rFonts w:ascii="Arial" w:hAnsi="Arial" w:eastAsia="Arial"/>
+          <w:b w:val="0"/>
+          <w:i w:val="0"/>
+          <w:sz w:val="21"/>
+        </w:rPr>
+        <w:t>. Überprüfen Sie nach der Reflexion von Dokumenten oder Fragen/Antworten, ob eine Indizierung oder ein Antragsstatus vorliegt, und verwenden Sie die Ergebnisse nicht für Vorgänge ohne Bestätigung.</w:t>
       </w:r>
     </w:p>
     <w:p>
@@ -1580,72 +1923,100 @@
           <w:i w:val="0"/>
           <w:sz w:val="21"/>
         </w:rPr>
-        <w:t>Der Zugriffspfad ist `Bot &gt; Version &gt; Gesprächsabläufe`. Überprüfen Sie beim Ändern eines Flows Folgendes:</w:t>
+        <w:t xml:space="preserve">Der Zugriffspfad ist </w:t>
+      </w:r>
+      <w:r>
+        <w:rPr>
+          <w:rFonts w:ascii="Arial" w:hAnsi="Arial" w:eastAsia="Arial"/>
+          <w:b/>
+          <w:i w:val="0"/>
+          <w:sz w:val="21"/>
+        </w:rPr>
+        <w:t>Bot &gt; Version &gt; Gesprächsabläufe</w:t>
+      </w:r>
+      <w:r>
+        <w:rPr>
+          <w:rFonts w:ascii="Arial" w:hAnsi="Arial" w:eastAsia="Arial"/>
+          <w:b w:val="0"/>
+          <w:i w:val="0"/>
+          <w:sz w:val="21"/>
+        </w:rPr>
+        <w:t>. Überprüfen Sie beim Ändern eines Flows Folgendes:</w:t>
       </w:r>
     </w:p>
     <w:p>
       <w:pPr>
-        <w:pStyle w:val="ListNumber"/>
         <w:spacing w:after="80"/>
-      </w:pPr>
-      <w:r>
-        <w:rPr>
-          <w:rFonts w:ascii="Arial" w:hAnsi="Arial" w:eastAsia="Arial"/>
-          <w:sz w:val="21"/>
-        </w:rPr>
-        <w:t>Überprüfen Sie, mit welcher Absicht der Fluss verknüpft ist.</w:t>
+        <w:ind w:left="360" w:hanging="288"/>
+      </w:pPr>
+      <w:r>
+        <w:rPr>
+          <w:rFonts w:ascii="Arial" w:hAnsi="Arial" w:eastAsia="Arial"/>
+          <w:b w:val="0"/>
+          <w:i w:val="0"/>
+          <w:sz w:val="21"/>
+        </w:rPr>
+        <w:t>1. Überprüfen Sie, mit welcher Absicht der Fluss verknüpft ist.</w:t>
       </w:r>
     </w:p>
     <w:p>
       <w:pPr>
-        <w:pStyle w:val="ListNumber"/>
         <w:spacing w:after="80"/>
-      </w:pPr>
-      <w:r>
-        <w:rPr>
-          <w:rFonts w:ascii="Arial" w:hAnsi="Arial" w:eastAsia="Arial"/>
-          <w:sz w:val="21"/>
-        </w:rPr>
-        <w:t>Überprüfen Sie die Reihenfolge der Benutzereingaben und Bot-Antworten.</w:t>
+        <w:ind w:left="360" w:hanging="288"/>
+      </w:pPr>
+      <w:r>
+        <w:rPr>
+          <w:rFonts w:ascii="Arial" w:hAnsi="Arial" w:eastAsia="Arial"/>
+          <w:b w:val="0"/>
+          <w:i w:val="0"/>
+          <w:sz w:val="21"/>
+        </w:rPr>
+        <w:t>2. Überprüfen Sie die Reihenfolge der Benutzereingaben und Bot-Antworten.</w:t>
       </w:r>
     </w:p>
     <w:p>
       <w:pPr>
-        <w:pStyle w:val="ListNumber"/>
         <w:spacing w:after="80"/>
-      </w:pPr>
-      <w:r>
-        <w:rPr>
-          <w:rFonts w:ascii="Arial" w:hAnsi="Arial" w:eastAsia="Arial"/>
-          <w:sz w:val="21"/>
-        </w:rPr>
-        <w:t>Überprüfen Sie, ob Schritte Objekte oder gemeinsame Variablen verwenden.</w:t>
+        <w:ind w:left="360" w:hanging="288"/>
+      </w:pPr>
+      <w:r>
+        <w:rPr>
+          <w:rFonts w:ascii="Arial" w:hAnsi="Arial" w:eastAsia="Arial"/>
+          <w:b w:val="0"/>
+          <w:i w:val="0"/>
+          <w:sz w:val="21"/>
+        </w:rPr>
+        <w:t>3. Überprüfen Sie, ob Schritte Objekte oder gemeinsame Variablen verwenden.</w:t>
       </w:r>
     </w:p>
     <w:p>
       <w:pPr>
-        <w:pStyle w:val="ListNumber"/>
         <w:spacing w:after="80"/>
-      </w:pPr>
-      <w:r>
-        <w:rPr>
-          <w:rFonts w:ascii="Arial" w:hAnsi="Arial" w:eastAsia="Arial"/>
-          <w:sz w:val="21"/>
-        </w:rPr>
-        <w:t>Überprüfen Sie die Verzweigung auf Beendigungs-, Rückfrage- und Ausnahmesituationen.</w:t>
+        <w:ind w:left="360" w:hanging="288"/>
+      </w:pPr>
+      <w:r>
+        <w:rPr>
+          <w:rFonts w:ascii="Arial" w:hAnsi="Arial" w:eastAsia="Arial"/>
+          <w:b w:val="0"/>
+          <w:i w:val="0"/>
+          <w:sz w:val="21"/>
+        </w:rPr>
+        <w:t>4. Überprüfen Sie die Verzweigung auf Beendigungs-, Rückfrage- und Ausnahmesituationen.</w:t>
       </w:r>
     </w:p>
     <w:p>
       <w:pPr>
-        <w:pStyle w:val="ListNumber"/>
         <w:spacing w:after="80"/>
-      </w:pPr>
-      <w:r>
-        <w:rPr>
-          <w:rFonts w:ascii="Arial" w:hAnsi="Arial" w:eastAsia="Arial"/>
-          <w:sz w:val="21"/>
-        </w:rPr>
-        <w:t>Testen Sie nach dem Speichern die Normal- und Ausnahmepfade separat im Simulator.</w:t>
+        <w:ind w:left="360" w:hanging="288"/>
+      </w:pPr>
+      <w:r>
+        <w:rPr>
+          <w:rFonts w:ascii="Arial" w:hAnsi="Arial" w:eastAsia="Arial"/>
+          <w:b w:val="0"/>
+          <w:i w:val="0"/>
+          <w:sz w:val="21"/>
+        </w:rPr>
+        <w:t>5. Testen Sie nach dem Speichern die Normal- und Ausnahmepfade separat im Simulator.</w:t>
       </w:r>
     </w:p>
     <w:p>
@@ -1681,7 +2052,43 @@
           <w:i w:val="0"/>
           <w:sz w:val="21"/>
         </w:rPr>
-        <w:t>Der Zugriffspfad ist `Studio &gt; API` oder `Bot &gt; Version &gt; API`. Überprüfen Sie beim Ändern einer API die Anforderungselemente, Antwortelemente, zugehörigen Absichten und Authentifizierungseinstellungen. Tatsächliche externe Verbindungstests und Betriebsverbindungsergebnisse erfordern eine separate Überprüfung.</w:t>
+        <w:t xml:space="preserve">Der Zugriffspfad ist </w:t>
+      </w:r>
+      <w:r>
+        <w:rPr>
+          <w:rFonts w:ascii="Arial" w:hAnsi="Arial" w:eastAsia="Arial"/>
+          <w:b/>
+          <w:i w:val="0"/>
+          <w:sz w:val="21"/>
+        </w:rPr>
+        <w:t>Studio &gt; API</w:t>
+      </w:r>
+      <w:r>
+        <w:rPr>
+          <w:rFonts w:ascii="Arial" w:hAnsi="Arial" w:eastAsia="Arial"/>
+          <w:b w:val="0"/>
+          <w:i w:val="0"/>
+          <w:sz w:val="21"/>
+        </w:rPr>
+        <w:t xml:space="preserve"> oder </w:t>
+      </w:r>
+      <w:r>
+        <w:rPr>
+          <w:rFonts w:ascii="Arial" w:hAnsi="Arial" w:eastAsia="Arial"/>
+          <w:b/>
+          <w:i w:val="0"/>
+          <w:sz w:val="21"/>
+        </w:rPr>
+        <w:t>Bot &gt; Version &gt; API</w:t>
+      </w:r>
+      <w:r>
+        <w:rPr>
+          <w:rFonts w:ascii="Arial" w:hAnsi="Arial" w:eastAsia="Arial"/>
+          <w:b w:val="0"/>
+          <w:i w:val="0"/>
+          <w:sz w:val="21"/>
+        </w:rPr>
+        <w:t>. Überprüfen Sie beim Ändern einer API die Anforderungselemente, Antwortelemente, zugehörigen Absichten und Authentifizierungseinstellungen. Tatsächliche externe Verbindungstests und Betriebsverbindungsergebnisse erfordern eine separate Überprüfung.</w:t>
       </w:r>
     </w:p>
     <w:p>
@@ -1717,6 +2124,8 @@
       <w:r>
         <w:rPr>
           <w:rFonts w:ascii="Arial" w:hAnsi="Arial" w:eastAsia="Arial"/>
+          <w:b w:val="0"/>
+          <w:i w:val="0"/>
           <w:sz w:val="21"/>
         </w:rPr>
         <w:t>Simulator: Bildschirm zur Eingabe der Äußerung und Überprüfung der Antwort</w:t>
@@ -1730,6 +2139,8 @@
       <w:r>
         <w:rPr>
           <w:rFonts w:ascii="Arial" w:hAnsi="Arial" w:eastAsia="Arial"/>
+          <w:b w:val="0"/>
+          <w:i w:val="0"/>
           <w:sz w:val="21"/>
         </w:rPr>
         <w:t>Analyse: Bildschirm zur Überprüfung der kumulativen Klassifizierungsergebnisse und der angewendeten Klassifizierungsschritte</w:t>
@@ -1743,6 +2154,8 @@
       <w:r>
         <w:rPr>
           <w:rFonts w:ascii="Arial" w:hAnsi="Arial" w:eastAsia="Arial"/>
+          <w:b w:val="0"/>
+          <w:i w:val="0"/>
           <w:sz w:val="21"/>
         </w:rPr>
         <w:t>Auswertung: Bildschirm zur Überprüfung der vorbereiteten Auswertungsdaten und -ergebnisse</w:t>
@@ -1756,6 +2169,8 @@
       <w:r>
         <w:rPr>
           <w:rFonts w:ascii="Arial" w:hAnsi="Arial" w:eastAsia="Arial"/>
+          <w:b w:val="0"/>
+          <w:i w:val="0"/>
           <w:sz w:val="21"/>
         </w:rPr>
         <w:t>Gesprächsverlauf: Bildschirm zur Überprüfung tatsächlicher oder gespeicherter Gesprächsergebnisse</w:t>
@@ -1769,6 +2184,8 @@
       <w:r>
         <w:rPr>
           <w:rFonts w:ascii="Arial" w:hAnsi="Arial" w:eastAsia="Arial"/>
+          <w:b w:val="0"/>
+          <w:i w:val="0"/>
           <w:sz w:val="21"/>
         </w:rPr>
         <w:t>Neu trainieren: Bildschirm, um Rückmeldungen oder Korrekturdaten erneut anzuzeigen</w:t>
@@ -1819,6 +2236,7 @@
               <w:rPr>
                 <w:rFonts w:ascii="Arial" w:hAnsi="Arial" w:eastAsia="Arial"/>
                 <w:b/>
+                <w:i w:val="0"/>
                 <w:color w:val="1F4D78"/>
                 <w:sz w:val="18"/>
               </w:rPr>
@@ -1847,6 +2265,7 @@
               <w:rPr>
                 <w:rFonts w:ascii="Arial" w:hAnsi="Arial" w:eastAsia="Arial"/>
                 <w:b/>
+                <w:i w:val="0"/>
                 <w:color w:val="1F4D78"/>
                 <w:sz w:val="18"/>
               </w:rPr>
@@ -1876,6 +2295,7 @@
               <w:rPr>
                 <w:rFonts w:ascii="Arial" w:hAnsi="Arial" w:eastAsia="Arial"/>
                 <w:b w:val="0"/>
+                <w:i w:val="0"/>
                 <w:sz w:val="18"/>
               </w:rPr>
               <w:t>Simulator</w:t>
@@ -1902,6 +2322,7 @@
               <w:rPr>
                 <w:rFonts w:ascii="Arial" w:hAnsi="Arial" w:eastAsia="Arial"/>
                 <w:b w:val="0"/>
+                <w:i w:val="0"/>
                 <w:sz w:val="18"/>
               </w:rPr>
               <w:t>Bot &gt; Version &gt; Simulator</w:t>
@@ -1930,6 +2351,7 @@
               <w:rPr>
                 <w:rFonts w:ascii="Arial" w:hAnsi="Arial" w:eastAsia="Arial"/>
                 <w:b w:val="0"/>
+                <w:i w:val="0"/>
                 <w:sz w:val="18"/>
               </w:rPr>
               <w:t>Analyse</w:t>
@@ -1956,6 +2378,7 @@
               <w:rPr>
                 <w:rFonts w:ascii="Arial" w:hAnsi="Arial" w:eastAsia="Arial"/>
                 <w:b w:val="0"/>
+                <w:i w:val="0"/>
                 <w:sz w:val="18"/>
               </w:rPr>
               <w:t>Bot &gt; Version &gt; Analytics</w:t>
@@ -1984,6 +2407,7 @@
               <w:rPr>
                 <w:rFonts w:ascii="Arial" w:hAnsi="Arial" w:eastAsia="Arial"/>
                 <w:b w:val="0"/>
+                <w:i w:val="0"/>
                 <w:sz w:val="18"/>
               </w:rPr>
               <w:t>Bewertung</w:t>
@@ -2010,6 +2434,7 @@
               <w:rPr>
                 <w:rFonts w:ascii="Arial" w:hAnsi="Arial" w:eastAsia="Arial"/>
                 <w:b w:val="0"/>
+                <w:i w:val="0"/>
                 <w:sz w:val="18"/>
               </w:rPr>
               <w:t>Bot &gt; Version &gt; Bewertung</w:t>
@@ -2038,6 +2463,7 @@
               <w:rPr>
                 <w:rFonts w:ascii="Arial" w:hAnsi="Arial" w:eastAsia="Arial"/>
                 <w:b w:val="0"/>
+                <w:i w:val="0"/>
                 <w:sz w:val="18"/>
               </w:rPr>
               <w:t>Gesprächsverlauf</w:t>
@@ -2064,6 +2490,7 @@
               <w:rPr>
                 <w:rFonts w:ascii="Arial" w:hAnsi="Arial" w:eastAsia="Arial"/>
                 <w:b w:val="0"/>
+                <w:i w:val="0"/>
                 <w:sz w:val="18"/>
               </w:rPr>
               <w:t>Bot &gt; Version &gt; Konversationsverlauf</w:t>
@@ -2092,6 +2519,7 @@
               <w:rPr>
                 <w:rFonts w:ascii="Arial" w:hAnsi="Arial" w:eastAsia="Arial"/>
                 <w:b w:val="0"/>
+                <w:i w:val="0"/>
                 <w:sz w:val="18"/>
               </w:rPr>
               <w:t>Umlernen</w:t>
@@ -2118,6 +2546,7 @@
               <w:rPr>
                 <w:rFonts w:ascii="Arial" w:hAnsi="Arial" w:eastAsia="Arial"/>
                 <w:b w:val="0"/>
+                <w:i w:val="0"/>
                 <w:sz w:val="18"/>
               </w:rPr>
               <w:t>Bot &gt; Version &gt; Neu trainieren</w:t>
@@ -2182,6 +2611,8 @@
       <w:r>
         <w:rPr>
           <w:rFonts w:ascii="Arial" w:hAnsi="Arial" w:eastAsia="Arial"/>
+          <w:b w:val="0"/>
+          <w:i w:val="0"/>
           <w:sz w:val="21"/>
         </w:rPr>
         <w:t>Benutzerverwaltung: Benutzerverwaltung, Anmeldeverlauf, Gruppenverwaltung</w:t>
@@ -2195,6 +2626,8 @@
       <w:r>
         <w:rPr>
           <w:rFonts w:ascii="Arial" w:hAnsi="Arial" w:eastAsia="Arial"/>
+          <w:b w:val="0"/>
+          <w:i w:val="0"/>
           <w:sz w:val="21"/>
         </w:rPr>
         <w:t>Statusabfrage: Betriebs-/Systemprotokoll, Bot-Status, Lernverlauf, Konversationsverlauf, API-Aufrufverlauf, Warteschlangenverlauf, Feedback nach Absicht</w:t>
@@ -2208,6 +2641,8 @@
       <w:r>
         <w:rPr>
           <w:rFonts w:ascii="Arial" w:hAnsi="Arial" w:eastAsia="Arial"/>
+          <w:b w:val="0"/>
+          <w:i w:val="0"/>
           <w:sz w:val="21"/>
         </w:rPr>
         <w:t>Konversationsmanagement: Gemeinsame Variablen, Standardnachricht</w:t>
@@ -2221,6 +2656,8 @@
       <w:r>
         <w:rPr>
           <w:rFonts w:ascii="Arial" w:hAnsi="Arial" w:eastAsia="Arial"/>
+          <w:b w:val="0"/>
+          <w:i w:val="0"/>
           <w:sz w:val="21"/>
         </w:rPr>
         <w:t>Systemverbindung: Kanal, Verbindungsstatus der Bot-Station</w:t>
@@ -2234,6 +2671,8 @@
       <w:r>
         <w:rPr>
           <w:rFonts w:ascii="Arial" w:hAnsi="Arial" w:eastAsia="Arial"/>
+          <w:b w:val="0"/>
+          <w:i w:val="0"/>
           <w:sz w:val="21"/>
         </w:rPr>
         <w:t>Sonstige Verwaltung: Vorlagen, Lizenzen</w:t>
@@ -2258,6 +2697,8 @@
       <w:r>
         <w:rPr>
           <w:rFonts w:ascii="Arial" w:hAnsi="Arial" w:eastAsia="Arial"/>
+          <w:b w:val="0"/>
+          <w:i w:val="0"/>
           <w:sz w:val="21"/>
         </w:rPr>
         <w:t>Benutzerverwaltung: Benutzerverwaltung, Anmeldeverlauf, Gruppenverwaltung</w:t>
@@ -2271,6 +2712,8 @@
       <w:r>
         <w:rPr>
           <w:rFonts w:ascii="Arial" w:hAnsi="Arial" w:eastAsia="Arial"/>
+          <w:b w:val="0"/>
+          <w:i w:val="0"/>
           <w:sz w:val="21"/>
         </w:rPr>
         <w:t>Statusabfrage: Betriebs-/Systemprotokollabfrage, Bot-Statusabfrage, Lernverlaufsabfrage, Gesprächsverlaufsabfrage, API-Aufrufverlaufsabfrage, Warteschlangenverlaufsabfrage, Feedbackabfrage nach Absicht</w:t>
@@ -2284,6 +2727,8 @@
       <w:r>
         <w:rPr>
           <w:rFonts w:ascii="Arial" w:hAnsi="Arial" w:eastAsia="Arial"/>
+          <w:b w:val="0"/>
+          <w:i w:val="0"/>
           <w:sz w:val="21"/>
         </w:rPr>
         <w:t>Konversationsmanagement: Gemeinsame Variablen verwalten, Basisnachrichten verwalten</w:t>
@@ -2297,6 +2742,8 @@
       <w:r>
         <w:rPr>
           <w:rFonts w:ascii="Arial" w:hAnsi="Arial" w:eastAsia="Arial"/>
+          <w:b w:val="0"/>
+          <w:i w:val="0"/>
           <w:sz w:val="21"/>
         </w:rPr>
         <w:t>Systemverbindung: Kanalverwaltung, Verbindungsstatus der Bot-Station</w:t>
@@ -2310,6 +2757,8 @@
       <w:r>
         <w:rPr>
           <w:rFonts w:ascii="Arial" w:hAnsi="Arial" w:eastAsia="Arial"/>
+          <w:b w:val="0"/>
+          <w:i w:val="0"/>
           <w:sz w:val="21"/>
         </w:rPr>
         <w:t>Sonstige Verwaltung: Vorlagenliste, Lizenzsuche</w:t>
@@ -2337,9 +2786,20 @@
       <w:r>
         <w:rPr>
           <w:rFonts w:ascii="Arial" w:hAnsi="Arial" w:eastAsia="Arial"/>
-          <w:sz w:val="21"/>
-        </w:rPr>
-        <w:t>`Kanalverwaltung`: Verwaltet Kanal-ID, Kanalname, Anbieter, Renderertyp, Verfügbarkeit und Verbindungseinstellungen.</w:t>
+          <w:b/>
+          <w:i w:val="0"/>
+          <w:sz w:val="21"/>
+        </w:rPr>
+        <w:t>Kanalverwaltung</w:t>
+      </w:r>
+      <w:r>
+        <w:rPr>
+          <w:rFonts w:ascii="Arial" w:hAnsi="Arial" w:eastAsia="Arial"/>
+          <w:b w:val="0"/>
+          <w:i w:val="0"/>
+          <w:sz w:val="21"/>
+        </w:rPr>
+        <w:t>: Verwaltet Kanal-ID, Kanalname, Anbieter, Renderertyp, Verfügbarkeit und Verbindungseinstellungen.</w:t>
       </w:r>
     </w:p>
     <w:p>
@@ -2350,9 +2810,20 @@
       <w:r>
         <w:rPr>
           <w:rFonts w:ascii="Arial" w:hAnsi="Arial" w:eastAsia="Arial"/>
-          <w:sz w:val="21"/>
-        </w:rPr>
-        <w:t>`Botstation-Verbindungsstatus`: Überprüfen Sie den Verknüpfungsstatus von Gruppe, Kanal, Bot, Betriebsversion und aktivem Kanal.</w:t>
+          <w:b/>
+          <w:i w:val="0"/>
+          <w:sz w:val="21"/>
+        </w:rPr>
+        <w:t>Botstation-Verbindungsstatus</w:t>
+      </w:r>
+      <w:r>
+        <w:rPr>
+          <w:rFonts w:ascii="Arial" w:hAnsi="Arial" w:eastAsia="Arial"/>
+          <w:b w:val="0"/>
+          <w:i w:val="0"/>
+          <w:sz w:val="21"/>
+        </w:rPr>
+        <w:t>: Überprüfen Sie den Verknüpfungsstatus von Gruppe, Kanal, Bot, Betriebsversion und aktivem Kanal.</w:t>
       </w:r>
     </w:p>
     <w:p>
@@ -2410,6 +2881,7 @@
       <w:r>
         <w:rPr>
           <w:rFonts w:ascii="Arial" w:hAnsi="Arial" w:eastAsia="Arial"/>
+          <w:b w:val="0"/>
           <w:i/>
           <w:color w:val="5F6368"/>
           <w:sz w:val="19"/>
@@ -2450,6 +2922,8 @@
       <w:r>
         <w:rPr>
           <w:rFonts w:ascii="Arial" w:hAnsi="Arial" w:eastAsia="Arial"/>
+          <w:b w:val="0"/>
+          <w:i w:val="0"/>
           <w:sz w:val="21"/>
         </w:rPr>
         <w:t>Kakao Developers-App und App-ID</w:t>
@@ -2463,6 +2937,8 @@
       <w:r>
         <w:rPr>
           <w:rFonts w:ascii="Arial" w:hAnsi="Arial" w:eastAsia="Arial"/>
+          <w:b w:val="0"/>
+          <w:i w:val="0"/>
           <w:sz w:val="21"/>
         </w:rPr>
         <w:t>Verbindungsstatus des KakaoTalk-Kanals und des Business-Kanals</w:t>
@@ -2476,6 +2952,8 @@
       <w:r>
         <w:rPr>
           <w:rFonts w:ascii="Arial" w:hAnsi="Arial" w:eastAsia="Arial"/>
+          <w:b w:val="0"/>
+          <w:i w:val="0"/>
           <w:sz w:val="21"/>
         </w:rPr>
         <w:t>Kakao Business Chatbot und Betriebskanal</w:t>
@@ -2489,6 +2967,8 @@
       <w:r>
         <w:rPr>
           <w:rFonts w:ascii="Arial" w:hAnsi="Arial" w:eastAsia="Arial"/>
+          <w:b w:val="0"/>
+          <w:i w:val="0"/>
           <w:sz w:val="21"/>
         </w:rPr>
         <w:t>Bots und Betriebsversionen zur Verwendung in CGA</w:t>
@@ -2502,6 +2982,8 @@
       <w:r>
         <w:rPr>
           <w:rFonts w:ascii="Arial" w:hAnsi="Arial" w:eastAsia="Arial"/>
+          <w:b w:val="0"/>
+          <w:i w:val="0"/>
           <w:sz w:val="21"/>
         </w:rPr>
         <w:t>Skill-URL und Test-URL, ausgestellt von CGA</w:t>
@@ -2515,6 +2997,8 @@
       <w:r>
         <w:rPr>
           <w:rFonts w:ascii="Arial" w:hAnsi="Arial" w:eastAsia="Arial"/>
+          <w:b w:val="0"/>
+          <w:i w:val="0"/>
           <w:sz w:val="21"/>
         </w:rPr>
         <w:t>Erforderliche Betriebs- und Testheader</w:t>
@@ -2547,93 +3031,215 @@
     </w:p>
     <w:p>
       <w:pPr>
-        <w:pStyle w:val="ListNumber"/>
         <w:spacing w:after="80"/>
-      </w:pPr>
-      <w:r>
-        <w:rPr>
-          <w:rFonts w:ascii="Arial" w:hAnsi="Arial" w:eastAsia="Arial"/>
-          <w:sz w:val="21"/>
-        </w:rPr>
-        <w:t>Melden Sie sich bei [Kakao Developers](https://developers.kakao.com/) an.</w:t>
+        <w:ind w:left="360" w:hanging="288"/>
+      </w:pPr>
+      <w:r>
+        <w:rPr>
+          <w:rFonts w:ascii="Arial" w:hAnsi="Arial" w:eastAsia="Arial"/>
+          <w:b w:val="0"/>
+          <w:i w:val="0"/>
+          <w:sz w:val="21"/>
+        </w:rPr>
+        <w:t xml:space="preserve">1. Melden Sie sich bei </w:t>
+      </w:r>
+      <w:r>
+        <w:rPr>
+          <w:rFonts w:ascii="Arial" w:hAnsi="Arial" w:eastAsia="Arial"/>
+          <w:b w:val="0"/>
+          <w:i w:val="0"/>
+          <w:sz w:val="21"/>
+        </w:rPr>
+        <w:t>Kakao Developers</w:t>
+      </w:r>
+      <w:r>
+        <w:rPr>
+          <w:rFonts w:ascii="Arial" w:hAnsi="Arial" w:eastAsia="Arial"/>
+          <w:b w:val="0"/>
+          <w:i w:val="0"/>
+          <w:sz w:val="21"/>
+        </w:rPr>
+        <w:t xml:space="preserve"> an.</w:t>
       </w:r>
     </w:p>
     <w:p>
       <w:pPr>
-        <w:pStyle w:val="ListNumber"/>
         <w:spacing w:after="80"/>
-      </w:pPr>
-      <w:r>
-        <w:rPr>
-          <w:rFonts w:ascii="Arial" w:hAnsi="Arial" w:eastAsia="Arial"/>
-          <w:sz w:val="21"/>
-        </w:rPr>
-        <w:t>Wählen Sie die zu verbindende App aus dem **App**-Menü aus.</w:t>
+        <w:ind w:left="360" w:hanging="288"/>
+      </w:pPr>
+      <w:r>
+        <w:rPr>
+          <w:rFonts w:ascii="Arial" w:hAnsi="Arial" w:eastAsia="Arial"/>
+          <w:b w:val="0"/>
+          <w:i w:val="0"/>
+          <w:sz w:val="21"/>
+        </w:rPr>
+        <w:t xml:space="preserve">2. Wählen Sie die zu verbindende App aus dem </w:t>
+      </w:r>
+      <w:r>
+        <w:rPr>
+          <w:rFonts w:ascii="Arial" w:hAnsi="Arial" w:eastAsia="Arial"/>
+          <w:b/>
+          <w:i w:val="0"/>
+          <w:sz w:val="21"/>
+        </w:rPr>
+        <w:t>App</w:t>
+      </w:r>
+      <w:r>
+        <w:rPr>
+          <w:rFonts w:ascii="Arial" w:hAnsi="Arial" w:eastAsia="Arial"/>
+          <w:b w:val="0"/>
+          <w:i w:val="0"/>
+          <w:sz w:val="21"/>
+        </w:rPr>
+        <w:t>-Menü aus.</w:t>
       </w:r>
     </w:p>
     <w:p>
       <w:pPr>
-        <w:pStyle w:val="ListNumber"/>
         <w:spacing w:after="80"/>
-      </w:pPr>
-      <w:r>
-        <w:rPr>
-          <w:rFonts w:ascii="Arial" w:hAnsi="Arial" w:eastAsia="Arial"/>
-          <w:sz w:val="21"/>
-        </w:rPr>
-        <w:t>Überprüfen Sie den App-Namen und die App-ID.</w:t>
+        <w:ind w:left="360" w:hanging="288"/>
+      </w:pPr>
+      <w:r>
+        <w:rPr>
+          <w:rFonts w:ascii="Arial" w:hAnsi="Arial" w:eastAsia="Arial"/>
+          <w:b w:val="0"/>
+          <w:i w:val="0"/>
+          <w:sz w:val="21"/>
+        </w:rPr>
+        <w:t>3. Überprüfen Sie den App-Namen und die App-ID.</w:t>
       </w:r>
     </w:p>
     <w:p>
       <w:pPr>
-        <w:pStyle w:val="ListNumber"/>
         <w:spacing w:after="80"/>
-      </w:pPr>
-      <w:r>
-        <w:rPr>
-          <w:rFonts w:ascii="Arial" w:hAnsi="Arial" w:eastAsia="Arial"/>
-          <w:sz w:val="21"/>
-        </w:rPr>
-        <w:t>Wenn eine Kakao-Anmeldung unter **Kakao-Anmeldung &gt; Allgemein** erforderlich ist, setzen Sie den Status auf `ON` und speichern Sie.</w:t>
+        <w:ind w:left="360" w:hanging="288"/>
+      </w:pPr>
+      <w:r>
+        <w:rPr>
+          <w:rFonts w:ascii="Arial" w:hAnsi="Arial" w:eastAsia="Arial"/>
+          <w:b w:val="0"/>
+          <w:i w:val="0"/>
+          <w:sz w:val="21"/>
+        </w:rPr>
+        <w:t xml:space="preserve">4. Wenn eine Kakao-Anmeldung unter </w:t>
+      </w:r>
+      <w:r>
+        <w:rPr>
+          <w:rFonts w:ascii="Arial" w:hAnsi="Arial" w:eastAsia="Arial"/>
+          <w:b/>
+          <w:i w:val="0"/>
+          <w:sz w:val="21"/>
+        </w:rPr>
+        <w:t>Kakao-Anmeldung &gt; Allgemein</w:t>
+      </w:r>
+      <w:r>
+        <w:rPr>
+          <w:rFonts w:ascii="Arial" w:hAnsi="Arial" w:eastAsia="Arial"/>
+          <w:b w:val="0"/>
+          <w:i w:val="0"/>
+          <w:sz w:val="21"/>
+        </w:rPr>
+        <w:t xml:space="preserve"> erforderlich ist, setzen Sie den Status auf </w:t>
+      </w:r>
+      <w:r>
+        <w:rPr>
+          <w:rFonts w:ascii="Arial" w:hAnsi="Arial" w:eastAsia="Arial"/>
+          <w:b/>
+          <w:i w:val="0"/>
+          <w:sz w:val="21"/>
+        </w:rPr>
+        <w:t>ON</w:t>
+      </w:r>
+      <w:r>
+        <w:rPr>
+          <w:rFonts w:ascii="Arial" w:hAnsi="Arial" w:eastAsia="Arial"/>
+          <w:b w:val="0"/>
+          <w:i w:val="0"/>
+          <w:sz w:val="21"/>
+        </w:rPr>
+        <w:t xml:space="preserve"> und speichern Sie.</w:t>
       </w:r>
     </w:p>
     <w:p>
       <w:pPr>
-        <w:pStyle w:val="ListNumber"/>
         <w:spacing w:after="80"/>
-      </w:pPr>
-      <w:r>
-        <w:rPr>
-          <w:rFonts w:ascii="Arial" w:hAnsi="Arial" w:eastAsia="Arial"/>
-          <w:sz w:val="21"/>
-        </w:rPr>
-        <w:t>Überprüfen Sie die grundlegenden App-Informationen und den Biz-App-Konvertierungsstatus unter **Unternehmenszertifizierung &gt; Biz-App-Wechsel**.</w:t>
+        <w:ind w:left="360" w:hanging="288"/>
+      </w:pPr>
+      <w:r>
+        <w:rPr>
+          <w:rFonts w:ascii="Arial" w:hAnsi="Arial" w:eastAsia="Arial"/>
+          <w:b w:val="0"/>
+          <w:i w:val="0"/>
+          <w:sz w:val="21"/>
+        </w:rPr>
+        <w:t xml:space="preserve">5. Überprüfen Sie die grundlegenden App-Informationen und den Biz-App-Konvertierungsstatus unter </w:t>
+      </w:r>
+      <w:r>
+        <w:rPr>
+          <w:rFonts w:ascii="Arial" w:hAnsi="Arial" w:eastAsia="Arial"/>
+          <w:b/>
+          <w:i w:val="0"/>
+          <w:sz w:val="21"/>
+        </w:rPr>
+        <w:t>Unternehmenszertifizierung &gt; Biz-App-Wechsel</w:t>
+      </w:r>
+      <w:r>
+        <w:rPr>
+          <w:rFonts w:ascii="Arial" w:hAnsi="Arial" w:eastAsia="Arial"/>
+          <w:b w:val="0"/>
+          <w:i w:val="0"/>
+          <w:sz w:val="21"/>
+        </w:rPr>
+        <w:t>.</w:t>
       </w:r>
     </w:p>
     <w:p>
       <w:pPr>
-        <w:pStyle w:val="ListNumber"/>
         <w:spacing w:after="80"/>
-      </w:pPr>
-      <w:r>
-        <w:rPr>
-          <w:rFonts w:ascii="Arial" w:hAnsi="Arial" w:eastAsia="Arial"/>
-          <w:sz w:val="21"/>
-        </w:rPr>
-        <w:t>Überprüfen Sie die Bewerbungsberechtigung und den Überprüfungsstatus unter **KakaoTalk Channel &gt; Business Channel Connection**.</w:t>
+        <w:ind w:left="360" w:hanging="288"/>
+      </w:pPr>
+      <w:r>
+        <w:rPr>
+          <w:rFonts w:ascii="Arial" w:hAnsi="Arial" w:eastAsia="Arial"/>
+          <w:b w:val="0"/>
+          <w:i w:val="0"/>
+          <w:sz w:val="21"/>
+        </w:rPr>
+        <w:t xml:space="preserve">6. Überprüfen Sie die Bewerbungsberechtigung und den Überprüfungsstatus unter </w:t>
+      </w:r>
+      <w:r>
+        <w:rPr>
+          <w:rFonts w:ascii="Arial" w:hAnsi="Arial" w:eastAsia="Arial"/>
+          <w:b/>
+          <w:i w:val="0"/>
+          <w:sz w:val="21"/>
+        </w:rPr>
+        <w:t>KakaoTalk Channel &gt; Business Channel Connection</w:t>
+      </w:r>
+      <w:r>
+        <w:rPr>
+          <w:rFonts w:ascii="Arial" w:hAnsi="Arial" w:eastAsia="Arial"/>
+          <w:b w:val="0"/>
+          <w:i w:val="0"/>
+          <w:sz w:val="21"/>
+        </w:rPr>
+        <w:t>.</w:t>
       </w:r>
     </w:p>
     <w:p>
       <w:pPr>
-        <w:pStyle w:val="ListNumber"/>
         <w:spacing w:after="80"/>
-      </w:pPr>
-      <w:r>
-        <w:rPr>
-          <w:rFonts w:ascii="Arial" w:hAnsi="Arial" w:eastAsia="Arial"/>
-          <w:sz w:val="21"/>
-        </w:rPr>
-        <w:t>Überprüfen Sie den REST-API-Schlüssel in den App-Einstellungen, aber geben Sie den tatsächlichen Schlüsselwert nicht nach außen preis.</w:t>
+        <w:ind w:left="360" w:hanging="288"/>
+      </w:pPr>
+      <w:r>
+        <w:rPr>
+          <w:rFonts w:ascii="Arial" w:hAnsi="Arial" w:eastAsia="Arial"/>
+          <w:b w:val="0"/>
+          <w:i w:val="0"/>
+          <w:sz w:val="21"/>
+        </w:rPr>
+        <w:t>7. Überprüfen Sie den REST-API-Schlüssel in den App-Einstellungen, aber geben Sie den tatsächlichen Schlüsselwert nicht nach außen preis.</w:t>
       </w:r>
     </w:p>
     <w:p>
@@ -2663,67 +3269,149 @@
     </w:p>
     <w:p>
       <w:pPr>
-        <w:pStyle w:val="ListNumber"/>
         <w:spacing w:after="80"/>
-      </w:pPr>
-      <w:r>
-        <w:rPr>
-          <w:rFonts w:ascii="Arial" w:hAnsi="Arial" w:eastAsia="Arial"/>
-          <w:sz w:val="21"/>
-        </w:rPr>
-        <w:t>Überprüfen Sie den zu verbindenden Kanal im [KakaoTalk Channel Management Center](https://center-pf.kakao.com/) oder im Kakao Business Management Center.</w:t>
+        <w:ind w:left="360" w:hanging="288"/>
+      </w:pPr>
+      <w:r>
+        <w:rPr>
+          <w:rFonts w:ascii="Arial" w:hAnsi="Arial" w:eastAsia="Arial"/>
+          <w:b w:val="0"/>
+          <w:i w:val="0"/>
+          <w:sz w:val="21"/>
+        </w:rPr>
+        <w:t xml:space="preserve">1. Überprüfen Sie den zu verbindenden Kanal im </w:t>
+      </w:r>
+      <w:r>
+        <w:rPr>
+          <w:rFonts w:ascii="Arial" w:hAnsi="Arial" w:eastAsia="Arial"/>
+          <w:b w:val="0"/>
+          <w:i w:val="0"/>
+          <w:sz w:val="21"/>
+        </w:rPr>
+        <w:t>KakaoTalk Channel Management Center</w:t>
+      </w:r>
+      <w:r>
+        <w:rPr>
+          <w:rFonts w:ascii="Arial" w:hAnsi="Arial" w:eastAsia="Arial"/>
+          <w:b w:val="0"/>
+          <w:i w:val="0"/>
+          <w:sz w:val="21"/>
+        </w:rPr>
+        <w:t xml:space="preserve"> oder im Kakao Business Management Center.</w:t>
       </w:r>
     </w:p>
     <w:p>
       <w:pPr>
-        <w:pStyle w:val="ListNumber"/>
         <w:spacing w:after="80"/>
-      </w:pPr>
-      <w:r>
-        <w:rPr>
-          <w:rFonts w:ascii="Arial" w:hAnsi="Arial" w:eastAsia="Arial"/>
-          <w:sz w:val="21"/>
-        </w:rPr>
-        <w:t>Stellen Sie sicher, dass der Kanal erkennbar und verfügbar ist.</w:t>
+        <w:ind w:left="360" w:hanging="288"/>
+      </w:pPr>
+      <w:r>
+        <w:rPr>
+          <w:rFonts w:ascii="Arial" w:hAnsi="Arial" w:eastAsia="Arial"/>
+          <w:b w:val="0"/>
+          <w:i w:val="0"/>
+          <w:sz w:val="21"/>
+        </w:rPr>
+        <w:t>2. Stellen Sie sicher, dass der Kanal erkennbar und verfügbar ist.</w:t>
       </w:r>
     </w:p>
     <w:p>
       <w:pPr>
-        <w:pStyle w:val="ListNumber"/>
         <w:spacing w:after="80"/>
-      </w:pPr>
-      <w:r>
-        <w:rPr>
-          <w:rFonts w:ascii="Arial" w:hAnsi="Arial" w:eastAsia="Arial"/>
-          <w:sz w:val="21"/>
-        </w:rPr>
-        <w:t>Erstellen Sie einen Chatbot oder wählen Sie einen vorhandenen Chatbot unter **Business Tools &gt; Chatbots** aus.</w:t>
+        <w:ind w:left="360" w:hanging="288"/>
+      </w:pPr>
+      <w:r>
+        <w:rPr>
+          <w:rFonts w:ascii="Arial" w:hAnsi="Arial" w:eastAsia="Arial"/>
+          <w:b w:val="0"/>
+          <w:i w:val="0"/>
+          <w:sz w:val="21"/>
+        </w:rPr>
+        <w:t xml:space="preserve">3. Erstellen Sie einen Chatbot oder wählen Sie einen vorhandenen Chatbot unter </w:t>
+      </w:r>
+      <w:r>
+        <w:rPr>
+          <w:rFonts w:ascii="Arial" w:hAnsi="Arial" w:eastAsia="Arial"/>
+          <w:b/>
+          <w:i w:val="0"/>
+          <w:sz w:val="21"/>
+        </w:rPr>
+        <w:t>Business Tools &gt; Chatbots</w:t>
+      </w:r>
+      <w:r>
+        <w:rPr>
+          <w:rFonts w:ascii="Arial" w:hAnsi="Arial" w:eastAsia="Arial"/>
+          <w:b w:val="0"/>
+          <w:i w:val="0"/>
+          <w:sz w:val="21"/>
+        </w:rPr>
+        <w:t xml:space="preserve"> aus.</w:t>
       </w:r>
     </w:p>
     <w:p>
       <w:pPr>
-        <w:pStyle w:val="ListNumber"/>
         <w:spacing w:after="80"/>
-      </w:pPr>
-      <w:r>
-        <w:rPr>
-          <w:rFonts w:ascii="Arial" w:hAnsi="Arial" w:eastAsia="Arial"/>
-          <w:sz w:val="21"/>
-        </w:rPr>
-        <w:t>Wählen und speichern Sie den Betriebskanal, der mit CGA verbunden werden soll, unter **Einstellungen &gt; Betriebskanal auswählen** des Chatbots.</w:t>
+        <w:ind w:left="360" w:hanging="288"/>
+      </w:pPr>
+      <w:r>
+        <w:rPr>
+          <w:rFonts w:ascii="Arial" w:hAnsi="Arial" w:eastAsia="Arial"/>
+          <w:b w:val="0"/>
+          <w:i w:val="0"/>
+          <w:sz w:val="21"/>
+        </w:rPr>
+        <w:t xml:space="preserve">4. Wählen und speichern Sie den Betriebskanal, der mit CGA verbunden werden soll, unter </w:t>
+      </w:r>
+      <w:r>
+        <w:rPr>
+          <w:rFonts w:ascii="Arial" w:hAnsi="Arial" w:eastAsia="Arial"/>
+          <w:b/>
+          <w:i w:val="0"/>
+          <w:sz w:val="21"/>
+        </w:rPr>
+        <w:t>Einstellungen &gt; Betriebskanal auswählen</w:t>
+      </w:r>
+      <w:r>
+        <w:rPr>
+          <w:rFonts w:ascii="Arial" w:hAnsi="Arial" w:eastAsia="Arial"/>
+          <w:b w:val="0"/>
+          <w:i w:val="0"/>
+          <w:sz w:val="21"/>
+        </w:rPr>
+        <w:t xml:space="preserve"> des Chatbots.</w:t>
       </w:r>
     </w:p>
     <w:p>
       <w:pPr>
-        <w:pStyle w:val="ListNumber"/>
         <w:spacing w:after="80"/>
-      </w:pPr>
-      <w:r>
-        <w:rPr>
-          <w:rFonts w:ascii="Arial" w:hAnsi="Arial" w:eastAsia="Arial"/>
-          <w:sz w:val="21"/>
-        </w:rPr>
-        <w:t>Überprüfen Sie, ob der Betriebskanal und der Chatbot unter **Chatbot verbinden** im Kanal-Dashboard verbunden sind.</w:t>
+        <w:ind w:left="360" w:hanging="288"/>
+      </w:pPr>
+      <w:r>
+        <w:rPr>
+          <w:rFonts w:ascii="Arial" w:hAnsi="Arial" w:eastAsia="Arial"/>
+          <w:b w:val="0"/>
+          <w:i w:val="0"/>
+          <w:sz w:val="21"/>
+        </w:rPr>
+        <w:t xml:space="preserve">5. Überprüfen Sie, ob der Betriebskanal und der Chatbot unter </w:t>
+      </w:r>
+      <w:r>
+        <w:rPr>
+          <w:rFonts w:ascii="Arial" w:hAnsi="Arial" w:eastAsia="Arial"/>
+          <w:b/>
+          <w:i w:val="0"/>
+          <w:sz w:val="21"/>
+        </w:rPr>
+        <w:t>Chatbot verbinden</w:t>
+      </w:r>
+      <w:r>
+        <w:rPr>
+          <w:rFonts w:ascii="Arial" w:hAnsi="Arial" w:eastAsia="Arial"/>
+          <w:b w:val="0"/>
+          <w:i w:val="0"/>
+          <w:sz w:val="21"/>
+        </w:rPr>
+        <w:t xml:space="preserve"> im Kanal-Dashboard verbunden sind.</w:t>
       </w:r>
     </w:p>
     <w:p>
@@ -2742,80 +3430,110 @@
     </w:p>
     <w:p>
       <w:pPr>
-        <w:pStyle w:val="ListNumber"/>
         <w:spacing w:after="80"/>
-      </w:pPr>
-      <w:r>
-        <w:rPr>
-          <w:rFonts w:ascii="Arial" w:hAnsi="Arial" w:eastAsia="Arial"/>
-          <w:sz w:val="21"/>
-        </w:rPr>
-        <w:t>Wählen Sie den Ziel-Chatbot im Kakao Chatbot Management Center aus.</w:t>
+        <w:ind w:left="360" w:hanging="288"/>
+      </w:pPr>
+      <w:r>
+        <w:rPr>
+          <w:rFonts w:ascii="Arial" w:hAnsi="Arial" w:eastAsia="Arial"/>
+          <w:b w:val="0"/>
+          <w:i w:val="0"/>
+          <w:sz w:val="21"/>
+        </w:rPr>
+        <w:t>1. Wählen Sie den Ziel-Chatbot im Kakao Chatbot Management Center aus.</w:t>
       </w:r>
     </w:p>
     <w:p>
       <w:pPr>
-        <w:pStyle w:val="ListNumber"/>
         <w:spacing w:after="80"/>
-      </w:pPr>
-      <w:r>
-        <w:rPr>
-          <w:rFonts w:ascii="Arial" w:hAnsi="Arial" w:eastAsia="Arial"/>
-          <w:sz w:val="21"/>
-        </w:rPr>
-        <w:t>Wählen Sie **Neuen Block erstellen &gt; Fertigkeit erstellen**.</w:t>
+        <w:ind w:left="360" w:hanging="288"/>
+      </w:pPr>
+      <w:r>
+        <w:rPr>
+          <w:rFonts w:ascii="Arial" w:hAnsi="Arial" w:eastAsia="Arial"/>
+          <w:b w:val="0"/>
+          <w:i w:val="0"/>
+          <w:sz w:val="21"/>
+        </w:rPr>
+        <w:t xml:space="preserve">2. Wählen Sie </w:t>
+      </w:r>
+      <w:r>
+        <w:rPr>
+          <w:rFonts w:ascii="Arial" w:hAnsi="Arial" w:eastAsia="Arial"/>
+          <w:b/>
+          <w:i w:val="0"/>
+          <w:sz w:val="21"/>
+        </w:rPr>
+        <w:t>Neuen Block erstellen &gt; Fertigkeit erstellen</w:t>
+      </w:r>
+      <w:r>
+        <w:rPr>
+          <w:rFonts w:ascii="Arial" w:hAnsi="Arial" w:eastAsia="Arial"/>
+          <w:b w:val="0"/>
+          <w:i w:val="0"/>
+          <w:sz w:val="21"/>
+        </w:rPr>
+        <w:t>.</w:t>
       </w:r>
     </w:p>
     <w:p>
       <w:pPr>
-        <w:pStyle w:val="ListNumber"/>
         <w:spacing w:after="80"/>
-      </w:pPr>
-      <w:r>
-        <w:rPr>
-          <w:rFonts w:ascii="Arial" w:hAnsi="Arial" w:eastAsia="Arial"/>
-          <w:sz w:val="21"/>
-        </w:rPr>
-        <w:t>Geben Sie den Skill-Namen ein. Benennen Sie es gemäß den Betriebsregeln und identifizieren Sie es als Fähigkeit für die CGA-Verbindung.</w:t>
+        <w:ind w:left="360" w:hanging="288"/>
+      </w:pPr>
+      <w:r>
+        <w:rPr>
+          <w:rFonts w:ascii="Arial" w:hAnsi="Arial" w:eastAsia="Arial"/>
+          <w:b w:val="0"/>
+          <w:i w:val="0"/>
+          <w:sz w:val="21"/>
+        </w:rPr>
+        <w:t>3. Geben Sie den Skill-Namen ein. Benennen Sie es gemäß den Betriebsregeln und identifizieren Sie es als Fähigkeit für die CGA-Verbindung.</w:t>
       </w:r>
     </w:p>
     <w:p>
       <w:pPr>
-        <w:pStyle w:val="ListNumber"/>
         <w:spacing w:after="80"/>
-      </w:pPr>
-      <w:r>
-        <w:rPr>
-          <w:rFonts w:ascii="Arial" w:hAnsi="Arial" w:eastAsia="Arial"/>
-          <w:sz w:val="21"/>
-        </w:rPr>
-        <w:t>Geben Sie die von CGA ausgegebene Skill-URL bzw. Test-URL ein.</w:t>
+        <w:ind w:left="360" w:hanging="288"/>
+      </w:pPr>
+      <w:r>
+        <w:rPr>
+          <w:rFonts w:ascii="Arial" w:hAnsi="Arial" w:eastAsia="Arial"/>
+          <w:b w:val="0"/>
+          <w:i w:val="0"/>
+          <w:sz w:val="21"/>
+        </w:rPr>
+        <w:t>4. Geben Sie die von CGA ausgegebene Skill-URL bzw. Test-URL ein.</w:t>
       </w:r>
     </w:p>
     <w:p>
       <w:pPr>
-        <w:pStyle w:val="ListNumber"/>
         <w:spacing w:after="80"/>
-      </w:pPr>
-      <w:r>
-        <w:rPr>
-          <w:rFonts w:ascii="Arial" w:hAnsi="Arial" w:eastAsia="Arial"/>
-          <w:sz w:val="21"/>
-        </w:rPr>
-        <w:t>Geben Sie bei Bedarf Betriebs- und Testheader ein.</w:t>
+        <w:ind w:left="360" w:hanging="288"/>
+      </w:pPr>
+      <w:r>
+        <w:rPr>
+          <w:rFonts w:ascii="Arial" w:hAnsi="Arial" w:eastAsia="Arial"/>
+          <w:b w:val="0"/>
+          <w:i w:val="0"/>
+          <w:sz w:val="21"/>
+        </w:rPr>
+        <w:t>5. Geben Sie bei Bedarf Betriebs- und Testheader ein.</w:t>
       </w:r>
     </w:p>
     <w:p>
       <w:pPr>
-        <w:pStyle w:val="ListNumber"/>
         <w:spacing w:after="80"/>
-      </w:pPr>
-      <w:r>
-        <w:rPr>
-          <w:rFonts w:ascii="Arial" w:hAnsi="Arial" w:eastAsia="Arial"/>
-          <w:sz w:val="21"/>
-        </w:rPr>
-        <w:t>Überprüfen Sie nach dem Speichern die URL, die Test-URL, den Header-Eingabestatus und die anwendbaren Blöcke auf dem Bildschirm mit den Skill-Details.</w:t>
+        <w:ind w:left="360" w:hanging="288"/>
+      </w:pPr>
+      <w:r>
+        <w:rPr>
+          <w:rFonts w:ascii="Arial" w:hAnsi="Arial" w:eastAsia="Arial"/>
+          <w:b w:val="0"/>
+          <w:i w:val="0"/>
+          <w:sz w:val="21"/>
+        </w:rPr>
+        <w:t>6. Überprüfen Sie nach dem Speichern die URL, die Test-URL, den Header-Eingabestatus und die anwendbaren Blöcke auf dem Bildschirm mit den Skill-Details.</w:t>
       </w:r>
     </w:p>
     <w:p>
@@ -2891,7 +3609,25 @@
           <w:i w:val="0"/>
           <w:sz w:val="21"/>
         </w:rPr>
-        <w:t>Abbildung 6-2-1. `CGA-Kakao-Verbindung` Bildschirm mit den Fertigkeitsdetails. URL- und Header-Werte werden aus Sicherheitsgründen maskiert.</w:t>
+        <w:t xml:space="preserve">Abbildung 6-2-1. </w:t>
+      </w:r>
+      <w:r>
+        <w:rPr>
+          <w:rFonts w:ascii="Arial" w:hAnsi="Arial" w:eastAsia="Arial"/>
+          <w:b/>
+          <w:i w:val="0"/>
+          <w:sz w:val="21"/>
+        </w:rPr>
+        <w:t>CGA-Kakao-Verbindung</w:t>
+      </w:r>
+      <w:r>
+        <w:rPr>
+          <w:rFonts w:ascii="Arial" w:hAnsi="Arial" w:eastAsia="Arial"/>
+          <w:b w:val="0"/>
+          <w:i w:val="0"/>
+          <w:sz w:val="21"/>
+        </w:rPr>
+        <w:t xml:space="preserve"> Bildschirm mit den Fertigkeitsdetails. URL- und Header-Werte werden aus Sicherheitsgründen maskiert.</w:t>
       </w:r>
     </w:p>
     <w:p>
@@ -2910,80 +3646,146 @@
     </w:p>
     <w:p>
       <w:pPr>
-        <w:pStyle w:val="ListNumber"/>
         <w:spacing w:after="80"/>
-      </w:pPr>
-      <w:r>
-        <w:rPr>
-          <w:rFonts w:ascii="Arial" w:hAnsi="Arial" w:eastAsia="Arial"/>
-          <w:sz w:val="21"/>
-        </w:rPr>
-        <w:t>Öffnen Sie den Willkommensblock des Chatbots.</w:t>
+        <w:ind w:left="360" w:hanging="288"/>
+      </w:pPr>
+      <w:r>
+        <w:rPr>
+          <w:rFonts w:ascii="Arial" w:hAnsi="Arial" w:eastAsia="Arial"/>
+          <w:b w:val="0"/>
+          <w:i w:val="0"/>
+          <w:sz w:val="21"/>
+        </w:rPr>
+        <w:t>1. Öffnen Sie den Willkommensblock des Chatbots.</w:t>
       </w:r>
     </w:p>
     <w:p>
       <w:pPr>
-        <w:pStyle w:val="ListNumber"/>
         <w:spacing w:after="80"/>
-      </w:pPr>
-      <w:r>
-        <w:rPr>
-          <w:rFonts w:ascii="Arial" w:hAnsi="Arial" w:eastAsia="Arial"/>
-          <w:sz w:val="21"/>
-        </w:rPr>
-        <w:t>Wählen Sie in den **Parametereinstellungen** die CGA-Verbindungsfähigkeit aus.</w:t>
+        <w:ind w:left="360" w:hanging="288"/>
+      </w:pPr>
+      <w:r>
+        <w:rPr>
+          <w:rFonts w:ascii="Arial" w:hAnsi="Arial" w:eastAsia="Arial"/>
+          <w:b w:val="0"/>
+          <w:i w:val="0"/>
+          <w:sz w:val="21"/>
+        </w:rPr>
+        <w:t xml:space="preserve">2. Wählen Sie in den </w:t>
+      </w:r>
+      <w:r>
+        <w:rPr>
+          <w:rFonts w:ascii="Arial" w:hAnsi="Arial" w:eastAsia="Arial"/>
+          <w:b/>
+          <w:i w:val="0"/>
+          <w:sz w:val="21"/>
+        </w:rPr>
+        <w:t>Parametereinstellungen</w:t>
+      </w:r>
+      <w:r>
+        <w:rPr>
+          <w:rFonts w:ascii="Arial" w:hAnsi="Arial" w:eastAsia="Arial"/>
+          <w:b w:val="0"/>
+          <w:i w:val="0"/>
+          <w:sz w:val="21"/>
+        </w:rPr>
+        <w:t xml:space="preserve"> die CGA-Verbindungsfähigkeit aus.</w:t>
       </w:r>
     </w:p>
     <w:p>
       <w:pPr>
-        <w:pStyle w:val="ListNumber"/>
         <w:spacing w:after="80"/>
-      </w:pPr>
-      <w:r>
-        <w:rPr>
-          <w:rFonts w:ascii="Arial" w:hAnsi="Arial" w:eastAsia="Arial"/>
-          <w:sz w:val="21"/>
-        </w:rPr>
-        <w:t>Wählen Sie in den Bot-Antworteinstellungen **Skill-Daten verwenden** aus.</w:t>
+        <w:ind w:left="360" w:hanging="288"/>
+      </w:pPr>
+      <w:r>
+        <w:rPr>
+          <w:rFonts w:ascii="Arial" w:hAnsi="Arial" w:eastAsia="Arial"/>
+          <w:b w:val="0"/>
+          <w:i w:val="0"/>
+          <w:sz w:val="21"/>
+        </w:rPr>
+        <w:t xml:space="preserve">3. Wählen Sie in den Bot-Antworteinstellungen </w:t>
+      </w:r>
+      <w:r>
+        <w:rPr>
+          <w:rFonts w:ascii="Arial" w:hAnsi="Arial" w:eastAsia="Arial"/>
+          <w:b/>
+          <w:i w:val="0"/>
+          <w:sz w:val="21"/>
+        </w:rPr>
+        <w:t>Skill-Daten verwenden</w:t>
+      </w:r>
+      <w:r>
+        <w:rPr>
+          <w:rFonts w:ascii="Arial" w:hAnsi="Arial" w:eastAsia="Arial"/>
+          <w:b w:val="0"/>
+          <w:i w:val="0"/>
+          <w:sz w:val="21"/>
+        </w:rPr>
+        <w:t xml:space="preserve"> aus.</w:t>
       </w:r>
     </w:p>
     <w:p>
       <w:pPr>
-        <w:pStyle w:val="ListNumber"/>
         <w:spacing w:after="80"/>
-      </w:pPr>
-      <w:r>
-        <w:rPr>
-          <w:rFonts w:ascii="Arial" w:hAnsi="Arial" w:eastAsia="Arial"/>
-          <w:sz w:val="21"/>
-        </w:rPr>
-        <w:t>Speichern.</w:t>
+        <w:ind w:left="360" w:hanging="288"/>
+      </w:pPr>
+      <w:r>
+        <w:rPr>
+          <w:rFonts w:ascii="Arial" w:hAnsi="Arial" w:eastAsia="Arial"/>
+          <w:b w:val="0"/>
+          <w:i w:val="0"/>
+          <w:sz w:val="21"/>
+        </w:rPr>
+        <w:t>4. Speichern.</w:t>
       </w:r>
     </w:p>
     <w:p>
       <w:pPr>
-        <w:pStyle w:val="ListNumber"/>
         <w:spacing w:after="80"/>
-      </w:pPr>
-      <w:r>
-        <w:rPr>
-          <w:rFonts w:ascii="Arial" w:hAnsi="Arial" w:eastAsia="Arial"/>
-          <w:sz w:val="21"/>
-        </w:rPr>
-        <w:t>Legen Sie den gleichen CGA-Verbindungs-Skill fest und **verwenden Sie Skill-Daten** im Fallback-Block.</w:t>
+        <w:ind w:left="360" w:hanging="288"/>
+      </w:pPr>
+      <w:r>
+        <w:rPr>
+          <w:rFonts w:ascii="Arial" w:hAnsi="Arial" w:eastAsia="Arial"/>
+          <w:b w:val="0"/>
+          <w:i w:val="0"/>
+          <w:sz w:val="21"/>
+        </w:rPr>
+        <w:t xml:space="preserve">5. Legen Sie den gleichen CGA-Verbindungs-Skill fest und </w:t>
+      </w:r>
+      <w:r>
+        <w:rPr>
+          <w:rFonts w:ascii="Arial" w:hAnsi="Arial" w:eastAsia="Arial"/>
+          <w:b/>
+          <w:i w:val="0"/>
+          <w:sz w:val="21"/>
+        </w:rPr>
+        <w:t>verwenden Sie Skill-Daten</w:t>
+      </w:r>
+      <w:r>
+        <w:rPr>
+          <w:rFonts w:ascii="Arial" w:hAnsi="Arial" w:eastAsia="Arial"/>
+          <w:b w:val="0"/>
+          <w:i w:val="0"/>
+          <w:sz w:val="21"/>
+        </w:rPr>
+        <w:t xml:space="preserve"> im Fallback-Block.</w:t>
       </w:r>
     </w:p>
     <w:p>
       <w:pPr>
-        <w:pStyle w:val="ListNumber"/>
         <w:spacing w:after="80"/>
-      </w:pPr>
-      <w:r>
-        <w:rPr>
-          <w:rFonts w:ascii="Arial" w:hAnsi="Arial" w:eastAsia="Arial"/>
-          <w:sz w:val="21"/>
-        </w:rPr>
-        <w:t>Überprüfen Sie die Speicherergebnisse und den Verbindungsstatus für jeden Block erneut.</w:t>
+        <w:ind w:left="360" w:hanging="288"/>
+      </w:pPr>
+      <w:r>
+        <w:rPr>
+          <w:rFonts w:ascii="Arial" w:hAnsi="Arial" w:eastAsia="Arial"/>
+          <w:b w:val="0"/>
+          <w:i w:val="0"/>
+          <w:sz w:val="21"/>
+        </w:rPr>
+        <w:t>6. Überprüfen Sie die Speicherergebnisse und den Verbindungsstatus für jeden Block erneut.</w:t>
       </w:r>
     </w:p>
     <w:p>
@@ -3143,80 +3945,128 @@
     </w:p>
     <w:p>
       <w:pPr>
-        <w:pStyle w:val="ListNumber"/>
         <w:spacing w:after="80"/>
-      </w:pPr>
-      <w:r>
-        <w:rPr>
-          <w:rFonts w:ascii="Arial" w:hAnsi="Arial" w:eastAsia="Arial"/>
-          <w:sz w:val="21"/>
-        </w:rPr>
-        <w:t>Gehen Sie in CGA Studio zu **Systemverwaltung &gt; Kanalverwaltung**.</w:t>
+        <w:ind w:left="360" w:hanging="288"/>
+      </w:pPr>
+      <w:r>
+        <w:rPr>
+          <w:rFonts w:ascii="Arial" w:hAnsi="Arial" w:eastAsia="Arial"/>
+          <w:b w:val="0"/>
+          <w:i w:val="0"/>
+          <w:sz w:val="21"/>
+        </w:rPr>
+        <w:t xml:space="preserve">1. Gehen Sie in CGA Studio zu </w:t>
+      </w:r>
+      <w:r>
+        <w:rPr>
+          <w:rFonts w:ascii="Arial" w:hAnsi="Arial" w:eastAsia="Arial"/>
+          <w:b/>
+          <w:i w:val="0"/>
+          <w:sz w:val="21"/>
+        </w:rPr>
+        <w:t>Systemverwaltung &gt; Kanalverwaltung</w:t>
+      </w:r>
+      <w:r>
+        <w:rPr>
+          <w:rFonts w:ascii="Arial" w:hAnsi="Arial" w:eastAsia="Arial"/>
+          <w:b w:val="0"/>
+          <w:i w:val="0"/>
+          <w:sz w:val="21"/>
+        </w:rPr>
+        <w:t>.</w:t>
       </w:r>
     </w:p>
     <w:p>
       <w:pPr>
-        <w:pStyle w:val="ListNumber"/>
         <w:spacing w:after="80"/>
-      </w:pPr>
-      <w:r>
-        <w:rPr>
-          <w:rFonts w:ascii="Arial" w:hAnsi="Arial" w:eastAsia="Arial"/>
-          <w:sz w:val="21"/>
-        </w:rPr>
-        <w:t>Geben Sie die Kanal-ID und den Kanalnamen ein, die für die KakaoTalk-Verbindung verwendet werden sollen, oder wählen Sie einen vorhandenen Kanal aus.</w:t>
+        <w:ind w:left="360" w:hanging="288"/>
+      </w:pPr>
+      <w:r>
+        <w:rPr>
+          <w:rFonts w:ascii="Arial" w:hAnsi="Arial" w:eastAsia="Arial"/>
+          <w:b w:val="0"/>
+          <w:i w:val="0"/>
+          <w:sz w:val="21"/>
+        </w:rPr>
+        <w:t>2. Geben Sie die Kanal-ID und den Kanalnamen ein, die für die KakaoTalk-Verbindung verwendet werden sollen, oder wählen Sie einen vorhandenen Kanal aus.</w:t>
       </w:r>
     </w:p>
     <w:p>
       <w:pPr>
-        <w:pStyle w:val="ListNumber"/>
         <w:spacing w:after="80"/>
-      </w:pPr>
-      <w:r>
-        <w:rPr>
-          <w:rFonts w:ascii="Arial" w:hAnsi="Arial" w:eastAsia="Arial"/>
-          <w:sz w:val="21"/>
-        </w:rPr>
-        <w:t>Überprüfen Sie den Anbieter, den Renderertyp, die Verfügbarkeit und die Verbindungseinstellungen.</w:t>
+        <w:ind w:left="360" w:hanging="288"/>
+      </w:pPr>
+      <w:r>
+        <w:rPr>
+          <w:rFonts w:ascii="Arial" w:hAnsi="Arial" w:eastAsia="Arial"/>
+          <w:b w:val="0"/>
+          <w:i w:val="0"/>
+          <w:sz w:val="21"/>
+        </w:rPr>
+        <w:t>3. Überprüfen Sie den Anbieter, den Renderertyp, die Verfügbarkeit und die Verbindungseinstellungen.</w:t>
       </w:r>
     </w:p>
     <w:p>
       <w:pPr>
-        <w:pStyle w:val="ListNumber"/>
         <w:spacing w:after="80"/>
-      </w:pPr>
-      <w:r>
-        <w:rPr>
-          <w:rFonts w:ascii="Arial" w:hAnsi="Arial" w:eastAsia="Arial"/>
-          <w:sz w:val="21"/>
-        </w:rPr>
-        <w:t>Überprüfen Sie den Bot, mit dem Sie eine Verbindung herstellen, und seine Betriebsversion.</w:t>
+        <w:ind w:left="360" w:hanging="288"/>
+      </w:pPr>
+      <w:r>
+        <w:rPr>
+          <w:rFonts w:ascii="Arial" w:hAnsi="Arial" w:eastAsia="Arial"/>
+          <w:b w:val="0"/>
+          <w:i w:val="0"/>
+          <w:sz w:val="21"/>
+        </w:rPr>
+        <w:t>4. Überprüfen Sie den Bot, mit dem Sie eine Verbindung herstellen, und seine Betriebsversion.</w:t>
       </w:r>
     </w:p>
     <w:p>
       <w:pPr>
-        <w:pStyle w:val="ListNumber"/>
         <w:spacing w:after="80"/>
-      </w:pPr>
-      <w:r>
-        <w:rPr>
-          <w:rFonts w:ascii="Arial" w:hAnsi="Arial" w:eastAsia="Arial"/>
-          <w:sz w:val="21"/>
-        </w:rPr>
-        <w:t>Überprüfen Sie nach dem Speichern den Verbindungsstatus auf dem Kanalverwaltungsbildschirm.</w:t>
+        <w:ind w:left="360" w:hanging="288"/>
+      </w:pPr>
+      <w:r>
+        <w:rPr>
+          <w:rFonts w:ascii="Arial" w:hAnsi="Arial" w:eastAsia="Arial"/>
+          <w:b w:val="0"/>
+          <w:i w:val="0"/>
+          <w:sz w:val="21"/>
+        </w:rPr>
+        <w:t>5. Überprüfen Sie nach dem Speichern den Verbindungsstatus auf dem Kanalverwaltungsbildschirm.</w:t>
       </w:r>
     </w:p>
     <w:p>
       <w:pPr>
-        <w:pStyle w:val="ListNumber"/>
         <w:spacing w:after="80"/>
-      </w:pPr>
-      <w:r>
-        <w:rPr>
-          <w:rFonts w:ascii="Arial" w:hAnsi="Arial" w:eastAsia="Arial"/>
-          <w:sz w:val="21"/>
-        </w:rPr>
-        <w:t>Überprüfen Sie, ob die Kombination aus Gruppe, Kanal, Bot, Betriebsversion und aktivem Kanal im **Botstation-Verbindungsstatus** korrekt ist.</w:t>
+        <w:ind w:left="360" w:hanging="288"/>
+      </w:pPr>
+      <w:r>
+        <w:rPr>
+          <w:rFonts w:ascii="Arial" w:hAnsi="Arial" w:eastAsia="Arial"/>
+          <w:b w:val="0"/>
+          <w:i w:val="0"/>
+          <w:sz w:val="21"/>
+        </w:rPr>
+        <w:t xml:space="preserve">6. Überprüfen Sie, ob die Kombination aus Gruppe, Kanal, Bot, Betriebsversion und aktivem Kanal im </w:t>
+      </w:r>
+      <w:r>
+        <w:rPr>
+          <w:rFonts w:ascii="Arial" w:hAnsi="Arial" w:eastAsia="Arial"/>
+          <w:b/>
+          <w:i w:val="0"/>
+          <w:sz w:val="21"/>
+        </w:rPr>
+        <w:t>Botstation-Verbindungsstatus</w:t>
+      </w:r>
+      <w:r>
+        <w:rPr>
+          <w:rFonts w:ascii="Arial" w:hAnsi="Arial" w:eastAsia="Arial"/>
+          <w:b w:val="0"/>
+          <w:i w:val="0"/>
+          <w:sz w:val="21"/>
+        </w:rPr>
+        <w:t xml:space="preserve"> korrekt ist.</w:t>
       </w:r>
     </w:p>
     <w:p>
@@ -3235,93 +4085,125 @@
     </w:p>
     <w:p>
       <w:pPr>
-        <w:pStyle w:val="ListNumber"/>
         <w:spacing w:after="80"/>
-      </w:pPr>
-      <w:r>
-        <w:rPr>
-          <w:rFonts w:ascii="Arial" w:hAnsi="Arial" w:eastAsia="Arial"/>
-          <w:sz w:val="21"/>
-        </w:rPr>
-        <w:t>Suchen Sie nach dem mit KakaoTalk verbundenen Kanal und öffnen Sie den Chatroom.</w:t>
+        <w:ind w:left="360" w:hanging="288"/>
+      </w:pPr>
+      <w:r>
+        <w:rPr>
+          <w:rFonts w:ascii="Arial" w:hAnsi="Arial" w:eastAsia="Arial"/>
+          <w:b w:val="0"/>
+          <w:i w:val="0"/>
+          <w:sz w:val="21"/>
+        </w:rPr>
+        <w:t>1. Suchen Sie nach dem mit KakaoTalk verbundenen Kanal und öffnen Sie den Chatroom.</w:t>
       </w:r>
     </w:p>
     <w:p>
       <w:pPr>
-        <w:pStyle w:val="ListNumber"/>
         <w:spacing w:after="80"/>
-      </w:pPr>
-      <w:r>
-        <w:rPr>
-          <w:rFonts w:ascii="Arial" w:hAnsi="Arial" w:eastAsia="Arial"/>
-          <w:sz w:val="21"/>
-        </w:rPr>
-        <w:t>Stellen Sie sicher, dass die Standardbegrüßung von CGA beim ersten Eintrag angezeigt wird.</w:t>
+        <w:ind w:left="360" w:hanging="288"/>
+      </w:pPr>
+      <w:r>
+        <w:rPr>
+          <w:rFonts w:ascii="Arial" w:hAnsi="Arial" w:eastAsia="Arial"/>
+          <w:b w:val="0"/>
+          <w:i w:val="0"/>
+          <w:sz w:val="21"/>
+        </w:rPr>
+        <w:t>2. Stellen Sie sicher, dass die Standardbegrüßung von CGA beim ersten Eintrag angezeigt wird.</w:t>
       </w:r>
     </w:p>
     <w:p>
       <w:pPr>
-        <w:pStyle w:val="ListNumber"/>
         <w:spacing w:after="80"/>
-      </w:pPr>
-      <w:r>
-        <w:rPr>
-          <w:rFonts w:ascii="Arial" w:hAnsi="Arial" w:eastAsia="Arial"/>
-          <w:sz w:val="21"/>
-        </w:rPr>
-        <w:t>Geben Sie die reguläre Äußerung ein, die der registrierten Absicht entspricht.</w:t>
+        <w:ind w:left="360" w:hanging="288"/>
+      </w:pPr>
+      <w:r>
+        <w:rPr>
+          <w:rFonts w:ascii="Arial" w:hAnsi="Arial" w:eastAsia="Arial"/>
+          <w:b w:val="0"/>
+          <w:i w:val="0"/>
+          <w:sz w:val="21"/>
+        </w:rPr>
+        <w:t>3. Geben Sie die reguläre Äußerung ein, die der registrierten Absicht entspricht.</w:t>
       </w:r>
     </w:p>
     <w:p>
       <w:pPr>
-        <w:pStyle w:val="ListNumber"/>
         <w:spacing w:after="80"/>
-      </w:pPr>
-      <w:r>
-        <w:rPr>
-          <w:rFonts w:ascii="Arial" w:hAnsi="Arial" w:eastAsia="Arial"/>
-          <w:sz w:val="21"/>
-        </w:rPr>
-        <w:t>Stellen Sie sicher, dass die NLU-Klassifizierung und die Konversationsflussergebnisse von CGA in der Antwort angezeigt werden.</w:t>
+        <w:ind w:left="360" w:hanging="288"/>
+      </w:pPr>
+      <w:r>
+        <w:rPr>
+          <w:rFonts w:ascii="Arial" w:hAnsi="Arial" w:eastAsia="Arial"/>
+          <w:b w:val="0"/>
+          <w:i w:val="0"/>
+          <w:sz w:val="21"/>
+        </w:rPr>
+        <w:t>4. Stellen Sie sicher, dass die NLU-Klassifizierung und die Konversationsflussergebnisse von CGA in der Antwort angezeigt werden.</w:t>
       </w:r>
     </w:p>
     <w:p>
       <w:pPr>
-        <w:pStyle w:val="ListNumber"/>
         <w:spacing w:after="80"/>
-      </w:pPr>
-      <w:r>
-        <w:rPr>
-          <w:rFonts w:ascii="Arial" w:hAnsi="Arial" w:eastAsia="Arial"/>
-          <w:sz w:val="21"/>
-        </w:rPr>
-        <w:t>Stellen Sie sicher, dass Benutzeräußerungen und -antworten im CGA-Konversationsverlauf gespeichert werden.</w:t>
+        <w:ind w:left="360" w:hanging="288"/>
+      </w:pPr>
+      <w:r>
+        <w:rPr>
+          <w:rFonts w:ascii="Arial" w:hAnsi="Arial" w:eastAsia="Arial"/>
+          <w:b w:val="0"/>
+          <w:i w:val="0"/>
+          <w:sz w:val="21"/>
+        </w:rPr>
+        <w:t>5. Stellen Sie sicher, dass Benutzeräußerungen und -antworten im CGA-Konversationsverlauf gespeichert werden.</w:t>
       </w:r>
     </w:p>
     <w:p>
       <w:pPr>
-        <w:pStyle w:val="ListNumber"/>
         <w:spacing w:after="80"/>
-      </w:pPr>
-      <w:r>
-        <w:rPr>
-          <w:rFonts w:ascii="Arial" w:hAnsi="Arial" w:eastAsia="Arial"/>
-          <w:sz w:val="21"/>
-        </w:rPr>
-        <w:t>Überprüfen Sie, ob der Kanalwert im Verlauf `Kakao` oder der in der Betriebsumgebung definierte Kakao-Kanalwert ist.</w:t>
+        <w:ind w:left="360" w:hanging="288"/>
+      </w:pPr>
+      <w:r>
+        <w:rPr>
+          <w:rFonts w:ascii="Arial" w:hAnsi="Arial" w:eastAsia="Arial"/>
+          <w:b w:val="0"/>
+          <w:i w:val="0"/>
+          <w:sz w:val="21"/>
+        </w:rPr>
+        <w:t xml:space="preserve">6. Überprüfen Sie, ob der Kanalwert im Verlauf </w:t>
+      </w:r>
+      <w:r>
+        <w:rPr>
+          <w:rFonts w:ascii="Arial" w:hAnsi="Arial" w:eastAsia="Arial"/>
+          <w:b/>
+          <w:i w:val="0"/>
+          <w:sz w:val="21"/>
+        </w:rPr>
+        <w:t>Kakao</w:t>
+      </w:r>
+      <w:r>
+        <w:rPr>
+          <w:rFonts w:ascii="Arial" w:hAnsi="Arial" w:eastAsia="Arial"/>
+          <w:b w:val="0"/>
+          <w:i w:val="0"/>
+          <w:sz w:val="21"/>
+        </w:rPr>
+        <w:t xml:space="preserve"> oder der in der Betriebsumgebung definierte Kakao-Kanalwert ist.</w:t>
       </w:r>
     </w:p>
     <w:p>
       <w:pPr>
-        <w:pStyle w:val="ListNumber"/>
         <w:spacing w:after="80"/>
-      </w:pPr>
-      <w:r>
-        <w:rPr>
-          <w:rFonts w:ascii="Arial" w:hAnsi="Arial" w:eastAsia="Arial"/>
-          <w:sz w:val="21"/>
-        </w:rPr>
-        <w:t>Stellen Sie sicher, dass der Bot, die Betriebsversion und die Kanalinformationen mit der beabsichtigten Zielgruppe übereinstimmen.</w:t>
+        <w:ind w:left="360" w:hanging="288"/>
+      </w:pPr>
+      <w:r>
+        <w:rPr>
+          <w:rFonts w:ascii="Arial" w:hAnsi="Arial" w:eastAsia="Arial"/>
+          <w:b w:val="0"/>
+          <w:i w:val="0"/>
+          <w:sz w:val="21"/>
+        </w:rPr>
+        <w:t>7. Stellen Sie sicher, dass der Bot, die Betriebsversion und die Kanalinformationen mit der beabsichtigten Zielgruppe übereinstimmen.</w:t>
       </w:r>
     </w:p>
     <w:p>
@@ -3343,6 +4225,8 @@
       <w:r>
         <w:rPr>
           <w:rFonts w:ascii="Arial" w:hAnsi="Arial" w:eastAsia="Arial"/>
+          <w:b w:val="0"/>
+          <w:i w:val="0"/>
           <w:sz w:val="21"/>
         </w:rPr>
         <w:t>Der Willkommensblock und der Fallback-Block rufen den CGA-Verbindungsskill auf.</w:t>
@@ -3356,6 +4240,8 @@
       <w:r>
         <w:rPr>
           <w:rFonts w:ascii="Arial" w:hAnsi="Arial" w:eastAsia="Arial"/>
+          <w:b w:val="0"/>
+          <w:i w:val="0"/>
           <w:sz w:val="21"/>
         </w:rPr>
         <w:t>Beide Blöcke sind auf die Verwendung von Fertigkeitsdaten eingestellt.</w:t>
@@ -3369,6 +4255,8 @@
       <w:r>
         <w:rPr>
           <w:rFonts w:ascii="Arial" w:hAnsi="Arial" w:eastAsia="Arial"/>
+          <w:b w:val="0"/>
+          <w:i w:val="0"/>
           <w:sz w:val="21"/>
         </w:rPr>
         <w:t>Die erste Begrüßung und allgemeine Antwort stammen aus den CGA-Bot-Einstellungen, nicht aus der Kakao-Einstellungsphrase.</w:t>
@@ -3382,6 +4270,8 @@
       <w:r>
         <w:rPr>
           <w:rFonts w:ascii="Arial" w:hAnsi="Arial" w:eastAsia="Arial"/>
+          <w:b w:val="0"/>
+          <w:i w:val="0"/>
           <w:sz w:val="21"/>
         </w:rPr>
         <w:t>Bot-, Versions- und Kakao-Kanalinformationen bleiben im CGA-Konversationsverlauf.</w:t>
@@ -3450,80 +4340,92 @@
     </w:p>
     <w:p>
       <w:pPr>
-        <w:pStyle w:val="ListNumber"/>
         <w:spacing w:after="80"/>
-      </w:pPr>
-      <w:r>
-        <w:rPr>
-          <w:rFonts w:ascii="Arial" w:hAnsi="Arial" w:eastAsia="Arial"/>
-          <w:sz w:val="21"/>
-        </w:rPr>
-        <w:t>Stellen Sie sicher, dass der aktuelle Bot und die aktuelle Version korrekt sind.</w:t>
+        <w:ind w:left="360" w:hanging="288"/>
+      </w:pPr>
+      <w:r>
+        <w:rPr>
+          <w:rFonts w:ascii="Arial" w:hAnsi="Arial" w:eastAsia="Arial"/>
+          <w:b w:val="0"/>
+          <w:i w:val="0"/>
+          <w:sz w:val="21"/>
+        </w:rPr>
+        <w:t>1. Stellen Sie sicher, dass der aktuelle Bot und die aktuelle Version korrekt sind.</w:t>
       </w:r>
     </w:p>
     <w:p>
       <w:pPr>
-        <w:pStyle w:val="ListNumber"/>
         <w:spacing w:after="80"/>
-      </w:pPr>
-      <w:r>
-        <w:rPr>
-          <w:rFonts w:ascii="Arial" w:hAnsi="Arial" w:eastAsia="Arial"/>
-          <w:sz w:val="21"/>
-        </w:rPr>
-        <w:t>Überprüfen Sie den Kombinationsstatus der ausgewählten NLU-Methode, des Modells und der Antwortmethode.</w:t>
+        <w:ind w:left="360" w:hanging="288"/>
+      </w:pPr>
+      <w:r>
+        <w:rPr>
+          <w:rFonts w:ascii="Arial" w:hAnsi="Arial" w:eastAsia="Arial"/>
+          <w:b w:val="0"/>
+          <w:i w:val="0"/>
+          <w:sz w:val="21"/>
+        </w:rPr>
+        <w:t>2. Überprüfen Sie den Kombinationsstatus der ausgewählten NLU-Methode, des Modells und der Antwortmethode.</w:t>
       </w:r>
     </w:p>
     <w:p>
       <w:pPr>
-        <w:pStyle w:val="ListNumber"/>
         <w:spacing w:after="80"/>
-      </w:pPr>
-      <w:r>
-        <w:rPr>
-          <w:rFonts w:ascii="Arial" w:hAnsi="Arial" w:eastAsia="Arial"/>
-          <w:sz w:val="21"/>
-        </w:rPr>
-        <w:t>Überprüfen Sie, ob die erforderlichen Daten gespeichert wurden.</w:t>
+        <w:ind w:left="360" w:hanging="288"/>
+      </w:pPr>
+      <w:r>
+        <w:rPr>
+          <w:rFonts w:ascii="Arial" w:hAnsi="Arial" w:eastAsia="Arial"/>
+          <w:b w:val="0"/>
+          <w:i w:val="0"/>
+          <w:sz w:val="21"/>
+        </w:rPr>
+        <w:t>3. Überprüfen Sie, ob die erforderlichen Daten gespeichert wurden.</w:t>
       </w:r>
     </w:p>
     <w:p>
       <w:pPr>
-        <w:pStyle w:val="ListNumber"/>
         <w:spacing w:after="80"/>
-      </w:pPr>
-      <w:r>
-        <w:rPr>
-          <w:rFonts w:ascii="Arial" w:hAnsi="Arial" w:eastAsia="Arial"/>
-          <w:sz w:val="21"/>
-        </w:rPr>
-        <w:t>Überprüfen Sie den Schulungs-/Indexierungs-/Bewerbungsstatus.</w:t>
+        <w:ind w:left="360" w:hanging="288"/>
+      </w:pPr>
+      <w:r>
+        <w:rPr>
+          <w:rFonts w:ascii="Arial" w:hAnsi="Arial" w:eastAsia="Arial"/>
+          <w:b w:val="0"/>
+          <w:i w:val="0"/>
+          <w:sz w:val="21"/>
+        </w:rPr>
+        <w:t>4. Überprüfen Sie den Schulungs-/Indexierungs-/Bewerbungsstatus.</w:t>
       </w:r>
     </w:p>
     <w:p>
       <w:pPr>
-        <w:pStyle w:val="ListNumber"/>
         <w:spacing w:after="80"/>
-      </w:pPr>
-      <w:r>
-        <w:rPr>
-          <w:rFonts w:ascii="Arial" w:hAnsi="Arial" w:eastAsia="Arial"/>
-          <w:sz w:val="21"/>
-        </w:rPr>
-        <w:t>Testen Sie dieselbe Äußerung noch einmal im Simulator.</w:t>
+        <w:ind w:left="360" w:hanging="288"/>
+      </w:pPr>
+      <w:r>
+        <w:rPr>
+          <w:rFonts w:ascii="Arial" w:hAnsi="Arial" w:eastAsia="Arial"/>
+          <w:b w:val="0"/>
+          <w:i w:val="0"/>
+          <w:sz w:val="21"/>
+        </w:rPr>
+        <w:t>5. Testen Sie dieselbe Äußerung noch einmal im Simulator.</w:t>
       </w:r>
     </w:p>
     <w:p>
       <w:pPr>
-        <w:pStyle w:val="ListNumber"/>
         <w:spacing w:after="80"/>
-      </w:pPr>
-      <w:r>
-        <w:rPr>
-          <w:rFonts w:ascii="Arial" w:hAnsi="Arial" w:eastAsia="Arial"/>
-          <w:sz w:val="21"/>
-        </w:rPr>
-        <w:t>Überprüfen Sie die Ergebnisse in der Analyse-/Auswertungs-/Dialoghistorie.</w:t>
+        <w:ind w:left="360" w:hanging="288"/>
+      </w:pPr>
+      <w:r>
+        <w:rPr>
+          <w:rFonts w:ascii="Arial" w:hAnsi="Arial" w:eastAsia="Arial"/>
+          <w:b w:val="0"/>
+          <w:i w:val="0"/>
+          <w:sz w:val="21"/>
+        </w:rPr>
+        <w:t>6. Überprüfen Sie die Ergebnisse in der Analyse-/Auswertungs-/Dialoghistorie.</w:t>
       </w:r>
     </w:p>
     <w:p>
@@ -3553,67 +4455,149 @@
     </w:p>
     <w:p>
       <w:pPr>
-        <w:pStyle w:val="ListNumber"/>
         <w:spacing w:after="80"/>
-      </w:pPr>
-      <w:r>
-        <w:rPr>
-          <w:rFonts w:ascii="Arial" w:hAnsi="Arial" w:eastAsia="Arial"/>
-          <w:sz w:val="21"/>
-        </w:rPr>
-        <w:t>Drücken Sie die Lerntaste und prüfen Sie, ob die Meldung `Die NLU-Trainingsanfrage wurde zur Warteschlange hinzugefügt.` angezeigt wird.</w:t>
+        <w:ind w:left="360" w:hanging="288"/>
+      </w:pPr>
+      <w:r>
+        <w:rPr>
+          <w:rFonts w:ascii="Arial" w:hAnsi="Arial" w:eastAsia="Arial"/>
+          <w:b w:val="0"/>
+          <w:i w:val="0"/>
+          <w:sz w:val="21"/>
+        </w:rPr>
+        <w:t xml:space="preserve">1. Drücken Sie die Lerntaste und prüfen Sie, ob die Meldung </w:t>
+      </w:r>
+      <w:r>
+        <w:rPr>
+          <w:rFonts w:ascii="Arial" w:hAnsi="Arial" w:eastAsia="Arial"/>
+          <w:b/>
+          <w:i w:val="0"/>
+          <w:sz w:val="21"/>
+        </w:rPr>
+        <w:t>Die NLU-Trainingsanfrage wurde zur Warteschlange hinzugefügt.</w:t>
+      </w:r>
+      <w:r>
+        <w:rPr>
+          <w:rFonts w:ascii="Arial" w:hAnsi="Arial" w:eastAsia="Arial"/>
+          <w:b w:val="0"/>
+          <w:i w:val="0"/>
+          <w:sz w:val="21"/>
+        </w:rPr>
+        <w:t xml:space="preserve"> angezeigt wird.</w:t>
       </w:r>
     </w:p>
     <w:p>
       <w:pPr>
-        <w:pStyle w:val="ListNumber"/>
         <w:spacing w:after="80"/>
-      </w:pPr>
-      <w:r>
-        <w:rPr>
-          <w:rFonts w:ascii="Arial" w:hAnsi="Arial" w:eastAsia="Arial"/>
-          <w:sz w:val="21"/>
-        </w:rPr>
-        <w:t>Stellen Sie sicher, dass sich die Schaltfläche „Lernen“ in `Training läuft` ändert.</w:t>
+        <w:ind w:left="360" w:hanging="288"/>
+      </w:pPr>
+      <w:r>
+        <w:rPr>
+          <w:rFonts w:ascii="Arial" w:hAnsi="Arial" w:eastAsia="Arial"/>
+          <w:b w:val="0"/>
+          <w:i w:val="0"/>
+          <w:sz w:val="21"/>
+        </w:rPr>
+        <w:t xml:space="preserve">2. Stellen Sie sicher, dass sich die Schaltfläche „Lernen“ in </w:t>
+      </w:r>
+      <w:r>
+        <w:rPr>
+          <w:rFonts w:ascii="Arial" w:hAnsi="Arial" w:eastAsia="Arial"/>
+          <w:b/>
+          <w:i w:val="0"/>
+          <w:sz w:val="21"/>
+        </w:rPr>
+        <w:t>Training läuft</w:t>
+      </w:r>
+      <w:r>
+        <w:rPr>
+          <w:rFonts w:ascii="Arial" w:hAnsi="Arial" w:eastAsia="Arial"/>
+          <w:b w:val="0"/>
+          <w:i w:val="0"/>
+          <w:sz w:val="21"/>
+        </w:rPr>
+        <w:t xml:space="preserve"> ändert.</w:t>
       </w:r>
     </w:p>
     <w:p>
       <w:pPr>
-        <w:pStyle w:val="ListNumber"/>
         <w:spacing w:after="80"/>
-      </w:pPr>
-      <w:r>
-        <w:rPr>
-          <w:rFonts w:ascii="Arial" w:hAnsi="Arial" w:eastAsia="Arial"/>
-          <w:sz w:val="21"/>
-        </w:rPr>
-        <w:t>Überprüfen Sie nach der Aktualisierung, ob sich der Versionsstatus in `Training beendet` oder Verfügbar ändert.</w:t>
+        <w:ind w:left="360" w:hanging="288"/>
+      </w:pPr>
+      <w:r>
+        <w:rPr>
+          <w:rFonts w:ascii="Arial" w:hAnsi="Arial" w:eastAsia="Arial"/>
+          <w:b w:val="0"/>
+          <w:i w:val="0"/>
+          <w:sz w:val="21"/>
+        </w:rPr>
+        <w:t xml:space="preserve">3. Überprüfen Sie nach der Aktualisierung, ob sich der Versionsstatus in </w:t>
+      </w:r>
+      <w:r>
+        <w:rPr>
+          <w:rFonts w:ascii="Arial" w:hAnsi="Arial" w:eastAsia="Arial"/>
+          <w:b/>
+          <w:i w:val="0"/>
+          <w:sz w:val="21"/>
+        </w:rPr>
+        <w:t>Training beendet</w:t>
+      </w:r>
+      <w:r>
+        <w:rPr>
+          <w:rFonts w:ascii="Arial" w:hAnsi="Arial" w:eastAsia="Arial"/>
+          <w:b w:val="0"/>
+          <w:i w:val="0"/>
+          <w:sz w:val="21"/>
+        </w:rPr>
+        <w:t xml:space="preserve"> oder Verfügbar ändert.</w:t>
       </w:r>
     </w:p>
     <w:p>
       <w:pPr>
-        <w:pStyle w:val="ListNumber"/>
         <w:spacing w:after="80"/>
-      </w:pPr>
-      <w:r>
-        <w:rPr>
-          <w:rFonts w:ascii="Arial" w:hAnsi="Arial" w:eastAsia="Arial"/>
-          <w:sz w:val="21"/>
-        </w:rPr>
-        <w:t>Überprüfen Sie die Startzeit, Abschlusszeit und den Lernstatus des gleichen Bots/der gleichen Version in der Lernverlaufsabfrage.</w:t>
+        <w:ind w:left="360" w:hanging="288"/>
+      </w:pPr>
+      <w:r>
+        <w:rPr>
+          <w:rFonts w:ascii="Arial" w:hAnsi="Arial" w:eastAsia="Arial"/>
+          <w:b w:val="0"/>
+          <w:i w:val="0"/>
+          <w:sz w:val="21"/>
+        </w:rPr>
+        <w:t>4. Überprüfen Sie die Startzeit, Abschlusszeit und den Lernstatus des gleichen Bots/der gleichen Version in der Lernverlaufsabfrage.</w:t>
       </w:r>
     </w:p>
     <w:p>
       <w:pPr>
-        <w:pStyle w:val="ListNumber"/>
         <w:spacing w:after="80"/>
-      </w:pPr>
-      <w:r>
-        <w:rPr>
-          <w:rFonts w:ascii="Arial" w:hAnsi="Arial" w:eastAsia="Arial"/>
-          <w:sz w:val="21"/>
-        </w:rPr>
-        <w:t>Wenn es erneut als `Nicht trainiert` angezeigt wird oder kein Lernverlauf vorliegt, werten Sie es nicht als Erfolg, sondern übermitteln Sie dem Betriebspersonal den Bot, die Version, die Lern-Engine und die Anforderungszeit.</w:t>
+        <w:ind w:left="360" w:hanging="288"/>
+      </w:pPr>
+      <w:r>
+        <w:rPr>
+          <w:rFonts w:ascii="Arial" w:hAnsi="Arial" w:eastAsia="Arial"/>
+          <w:b w:val="0"/>
+          <w:i w:val="0"/>
+          <w:sz w:val="21"/>
+        </w:rPr>
+        <w:t xml:space="preserve">5. Wenn es erneut als </w:t>
+      </w:r>
+      <w:r>
+        <w:rPr>
+          <w:rFonts w:ascii="Arial" w:hAnsi="Arial" w:eastAsia="Arial"/>
+          <w:b/>
+          <w:i w:val="0"/>
+          <w:sz w:val="21"/>
+        </w:rPr>
+        <w:t>Nicht trainiert</w:t>
+      </w:r>
+      <w:r>
+        <w:rPr>
+          <w:rFonts w:ascii="Arial" w:hAnsi="Arial" w:eastAsia="Arial"/>
+          <w:b w:val="0"/>
+          <w:i w:val="0"/>
+          <w:sz w:val="21"/>
+        </w:rPr>
+        <w:t xml:space="preserve"> angezeigt wird oder kein Lernverlauf vorliegt, werten Sie es nicht als Erfolg, sondern übermitteln Sie dem Betriebspersonal den Bot, die Version, die Lern-Engine und die Anforderungszeit.</w:t>
       </w:r>
     </w:p>
     <w:p>
@@ -3654,93 +4638,251 @@
     </w:p>
     <w:p>
       <w:pPr>
-        <w:pStyle w:val="ListNumber"/>
         <w:spacing w:after="80"/>
-      </w:pPr>
-      <w:r>
-        <w:rPr>
-          <w:rFonts w:ascii="Arial" w:hAnsi="Arial" w:eastAsia="Arial"/>
-          <w:sz w:val="21"/>
-        </w:rPr>
-        <w:t>**Zweck**: Definieren Sie in einem Satz das Arbeitsergebnis, das Sie mit dieser Aufgabe ändern möchten.</w:t>
+        <w:ind w:left="360" w:hanging="288"/>
+      </w:pPr>
+      <w:r>
+        <w:rPr>
+          <w:rFonts w:ascii="Arial" w:hAnsi="Arial" w:eastAsia="Arial"/>
+          <w:b w:val="0"/>
+          <w:i w:val="0"/>
+          <w:sz w:val="21"/>
+        </w:rPr>
+        <w:t xml:space="preserve">1. </w:t>
+      </w:r>
+      <w:r>
+        <w:rPr>
+          <w:rFonts w:ascii="Arial" w:hAnsi="Arial" w:eastAsia="Arial"/>
+          <w:b/>
+          <w:i w:val="0"/>
+          <w:sz w:val="21"/>
+        </w:rPr>
+        <w:t>Zweck</w:t>
+      </w:r>
+      <w:r>
+        <w:rPr>
+          <w:rFonts w:ascii="Arial" w:hAnsi="Arial" w:eastAsia="Arial"/>
+          <w:b w:val="0"/>
+          <w:i w:val="0"/>
+          <w:sz w:val="21"/>
+        </w:rPr>
+        <w:t>: Definieren Sie in einem Satz das Arbeitsergebnis, das Sie mit dieser Aufgabe ändern möchten.</w:t>
       </w:r>
     </w:p>
     <w:p>
       <w:pPr>
-        <w:pStyle w:val="ListNumber"/>
         <w:spacing w:after="80"/>
-      </w:pPr>
-      <w:r>
-        <w:rPr>
-          <w:rFonts w:ascii="Arial" w:hAnsi="Arial" w:eastAsia="Arial"/>
-          <w:sz w:val="21"/>
-        </w:rPr>
-        <w:t>**Zugriffspfad**: Wählen Sie den richtigen Bot und die richtige Version aus und navigieren Sie zum entsprechenden Menü.</w:t>
+        <w:ind w:left="360" w:hanging="288"/>
+      </w:pPr>
+      <w:r>
+        <w:rPr>
+          <w:rFonts w:ascii="Arial" w:hAnsi="Arial" w:eastAsia="Arial"/>
+          <w:b w:val="0"/>
+          <w:i w:val="0"/>
+          <w:sz w:val="21"/>
+        </w:rPr>
+        <w:t xml:space="preserve">2. </w:t>
+      </w:r>
+      <w:r>
+        <w:rPr>
+          <w:rFonts w:ascii="Arial" w:hAnsi="Arial" w:eastAsia="Arial"/>
+          <w:b/>
+          <w:i w:val="0"/>
+          <w:sz w:val="21"/>
+        </w:rPr>
+        <w:t>Zugriffspfad</w:t>
+      </w:r>
+      <w:r>
+        <w:rPr>
+          <w:rFonts w:ascii="Arial" w:hAnsi="Arial" w:eastAsia="Arial"/>
+          <w:b w:val="0"/>
+          <w:i w:val="0"/>
+          <w:sz w:val="21"/>
+        </w:rPr>
+        <w:t>: Wählen Sie den richtigen Bot und die richtige Version aus und navigieren Sie zum entsprechenden Menü.</w:t>
       </w:r>
     </w:p>
     <w:p>
       <w:pPr>
-        <w:pStyle w:val="ListNumber"/>
         <w:spacing w:after="80"/>
-      </w:pPr>
-      <w:r>
-        <w:rPr>
-          <w:rFonts w:ascii="Arial" w:hAnsi="Arial" w:eastAsia="Arial"/>
-          <w:sz w:val="21"/>
-        </w:rPr>
-        <w:t>**Bildschirmaufbau**: Überprüfen Sie zuerst den aktuellen Wert, den Auswahlstatus, Fehler/Warnungen und inaktive Elemente.</w:t>
+        <w:ind w:left="360" w:hanging="288"/>
+      </w:pPr>
+      <w:r>
+        <w:rPr>
+          <w:rFonts w:ascii="Arial" w:hAnsi="Arial" w:eastAsia="Arial"/>
+          <w:b w:val="0"/>
+          <w:i w:val="0"/>
+          <w:sz w:val="21"/>
+        </w:rPr>
+        <w:t xml:space="preserve">3. </w:t>
+      </w:r>
+      <w:r>
+        <w:rPr>
+          <w:rFonts w:ascii="Arial" w:hAnsi="Arial" w:eastAsia="Arial"/>
+          <w:b/>
+          <w:i w:val="0"/>
+          <w:sz w:val="21"/>
+        </w:rPr>
+        <w:t>Bildschirmaufbau</w:t>
+      </w:r>
+      <w:r>
+        <w:rPr>
+          <w:rFonts w:ascii="Arial" w:hAnsi="Arial" w:eastAsia="Arial"/>
+          <w:b w:val="0"/>
+          <w:i w:val="0"/>
+          <w:sz w:val="21"/>
+        </w:rPr>
+        <w:t>: Überprüfen Sie zuerst den aktuellen Wert, den Auswahlstatus, Fehler/Warnungen und inaktive Elemente.</w:t>
       </w:r>
     </w:p>
     <w:p>
       <w:pPr>
-        <w:pStyle w:val="ListNumber"/>
         <w:spacing w:after="80"/>
-      </w:pPr>
-      <w:r>
-        <w:rPr>
-          <w:rFonts w:ascii="Arial" w:hAnsi="Arial" w:eastAsia="Arial"/>
-          <w:sz w:val="21"/>
-        </w:rPr>
-        <w:t>**Verwendungsverfahren**: Ändern Sie nur die erforderlichen Elemente und notieren Sie die Werte vor den Änderungen.</w:t>
+        <w:ind w:left="360" w:hanging="288"/>
+      </w:pPr>
+      <w:r>
+        <w:rPr>
+          <w:rFonts w:ascii="Arial" w:hAnsi="Arial" w:eastAsia="Arial"/>
+          <w:b w:val="0"/>
+          <w:i w:val="0"/>
+          <w:sz w:val="21"/>
+        </w:rPr>
+        <w:t xml:space="preserve">4. </w:t>
+      </w:r>
+      <w:r>
+        <w:rPr>
+          <w:rFonts w:ascii="Arial" w:hAnsi="Arial" w:eastAsia="Arial"/>
+          <w:b/>
+          <w:i w:val="0"/>
+          <w:sz w:val="21"/>
+        </w:rPr>
+        <w:t>Verwendungsverfahren</w:t>
+      </w:r>
+      <w:r>
+        <w:rPr>
+          <w:rFonts w:ascii="Arial" w:hAnsi="Arial" w:eastAsia="Arial"/>
+          <w:b w:val="0"/>
+          <w:i w:val="0"/>
+          <w:sz w:val="21"/>
+        </w:rPr>
+        <w:t>: Ändern Sie nur die erforderlichen Elemente und notieren Sie die Werte vor den Änderungen.</w:t>
       </w:r>
     </w:p>
     <w:p>
       <w:pPr>
-        <w:pStyle w:val="ListNumber"/>
         <w:spacing w:after="80"/>
-      </w:pPr>
-      <w:r>
-        <w:rPr>
-          <w:rFonts w:ascii="Arial" w:hAnsi="Arial" w:eastAsia="Arial"/>
-          <w:sz w:val="21"/>
-        </w:rPr>
-        <w:t>**Ergebnis speichern/anwenden**: Überprüfen Sie die Speichermeldung und den Lern-/Indexierungs-/Anwenderstatus.</w:t>
+        <w:ind w:left="360" w:hanging="288"/>
+      </w:pPr>
+      <w:r>
+        <w:rPr>
+          <w:rFonts w:ascii="Arial" w:hAnsi="Arial" w:eastAsia="Arial"/>
+          <w:b w:val="0"/>
+          <w:i w:val="0"/>
+          <w:sz w:val="21"/>
+        </w:rPr>
+        <w:t xml:space="preserve">5. </w:t>
+      </w:r>
+      <w:r>
+        <w:rPr>
+          <w:rFonts w:ascii="Arial" w:hAnsi="Arial" w:eastAsia="Arial"/>
+          <w:b/>
+          <w:i w:val="0"/>
+          <w:sz w:val="21"/>
+        </w:rPr>
+        <w:t>Ergebnis speichern/anwenden</w:t>
+      </w:r>
+      <w:r>
+        <w:rPr>
+          <w:rFonts w:ascii="Arial" w:hAnsi="Arial" w:eastAsia="Arial"/>
+          <w:b w:val="0"/>
+          <w:i w:val="0"/>
+          <w:sz w:val="21"/>
+        </w:rPr>
+        <w:t>: Überprüfen Sie die Speichermeldung und den Lern-/Indexierungs-/Anwenderstatus.</w:t>
       </w:r>
     </w:p>
     <w:p>
       <w:pPr>
-        <w:pStyle w:val="ListNumber"/>
         <w:spacing w:after="80"/>
-      </w:pPr>
-      <w:r>
-        <w:rPr>
-          <w:rFonts w:ascii="Arial" w:hAnsi="Arial" w:eastAsia="Arial"/>
-          <w:sz w:val="21"/>
-        </w:rPr>
-        <w:t>**Achtung**: Überprüfen Sie die Auswirkungen auf den zugehörigen Intent/Flow/Kanal/Version.</w:t>
+        <w:ind w:left="360" w:hanging="288"/>
+      </w:pPr>
+      <w:r>
+        <w:rPr>
+          <w:rFonts w:ascii="Arial" w:hAnsi="Arial" w:eastAsia="Arial"/>
+          <w:b w:val="0"/>
+          <w:i w:val="0"/>
+          <w:sz w:val="21"/>
+        </w:rPr>
+        <w:t xml:space="preserve">6. </w:t>
+      </w:r>
+      <w:r>
+        <w:rPr>
+          <w:rFonts w:ascii="Arial" w:hAnsi="Arial" w:eastAsia="Arial"/>
+          <w:b/>
+          <w:i w:val="0"/>
+          <w:sz w:val="21"/>
+        </w:rPr>
+        <w:t>Achtung</w:t>
+      </w:r>
+      <w:r>
+        <w:rPr>
+          <w:rFonts w:ascii="Arial" w:hAnsi="Arial" w:eastAsia="Arial"/>
+          <w:b w:val="0"/>
+          <w:i w:val="0"/>
+          <w:sz w:val="21"/>
+        </w:rPr>
+        <w:t>: Überprüfen Sie die Auswirkungen auf den zugehörigen Intent/Flow/Kanal/Version.</w:t>
       </w:r>
     </w:p>
     <w:p>
       <w:pPr>
-        <w:pStyle w:val="ListNumber"/>
         <w:spacing w:after="80"/>
-      </w:pPr>
-      <w:r>
-        <w:rPr>
-          <w:rFonts w:ascii="Arial" w:hAnsi="Arial" w:eastAsia="Arial"/>
-          <w:sz w:val="21"/>
-        </w:rPr>
-        <w:t>**Zugehörige Dokumentation**: Wenn es sich um ein Engine- oder Qualitätsproblem handelt, lesen Sie auch den [NLU-Nutzungsleitfaden](../cga-nlu-guide/README.md).</w:t>
+        <w:ind w:left="360" w:hanging="288"/>
+      </w:pPr>
+      <w:r>
+        <w:rPr>
+          <w:rFonts w:ascii="Arial" w:hAnsi="Arial" w:eastAsia="Arial"/>
+          <w:b w:val="0"/>
+          <w:i w:val="0"/>
+          <w:sz w:val="21"/>
+        </w:rPr>
+        <w:t xml:space="preserve">7. </w:t>
+      </w:r>
+      <w:r>
+        <w:rPr>
+          <w:rFonts w:ascii="Arial" w:hAnsi="Arial" w:eastAsia="Arial"/>
+          <w:b/>
+          <w:i w:val="0"/>
+          <w:sz w:val="21"/>
+        </w:rPr>
+        <w:t>Zugehörige Dokumentation</w:t>
+      </w:r>
+      <w:r>
+        <w:rPr>
+          <w:rFonts w:ascii="Arial" w:hAnsi="Arial" w:eastAsia="Arial"/>
+          <w:b w:val="0"/>
+          <w:i w:val="0"/>
+          <w:sz w:val="21"/>
+        </w:rPr>
+        <w:t xml:space="preserve">: Wenn es sich um ein Engine- oder Qualitätsproblem handelt, lesen Sie auch den </w:t>
+      </w:r>
+      <w:r>
+        <w:rPr>
+          <w:rFonts w:ascii="Arial" w:hAnsi="Arial" w:eastAsia="Arial"/>
+          <w:b w:val="0"/>
+          <w:i w:val="0"/>
+          <w:sz w:val="21"/>
+        </w:rPr>
+        <w:t>NLU-Nutzungsleitfaden</w:t>
+      </w:r>
+      <w:r>
+        <w:rPr>
+          <w:rFonts w:ascii="Arial" w:hAnsi="Arial" w:eastAsia="Arial"/>
+          <w:b w:val="0"/>
+          <w:i w:val="0"/>
+          <w:sz w:val="21"/>
+        </w:rPr>
+        <w:t>.</w:t>
       </w:r>
     </w:p>
     <w:p>
@@ -3803,6 +4945,7 @@
               <w:rPr>
                 <w:rFonts w:ascii="Arial" w:hAnsi="Arial" w:eastAsia="Arial"/>
                 <w:b/>
+                <w:i w:val="0"/>
                 <w:color w:val="1F4D78"/>
                 <w:sz w:val="18"/>
               </w:rPr>
@@ -3831,6 +4974,7 @@
               <w:rPr>
                 <w:rFonts w:ascii="Arial" w:hAnsi="Arial" w:eastAsia="Arial"/>
                 <w:b/>
+                <w:i w:val="0"/>
                 <w:color w:val="1F4D78"/>
                 <w:sz w:val="18"/>
               </w:rPr>
@@ -3873,6 +5017,7 @@
               <w:rPr>
                 <w:rFonts w:ascii="Arial" w:hAnsi="Arial" w:eastAsia="Arial"/>
                 <w:b w:val="0"/>
+                <w:i w:val="0"/>
                 <w:sz w:val="18"/>
               </w:rPr>
               <w:t>bot</w:t>
@@ -3899,6 +5044,7 @@
               <w:rPr>
                 <w:rFonts w:ascii="Arial" w:hAnsi="Arial" w:eastAsia="Arial"/>
                 <w:b w:val="0"/>
+                <w:i w:val="0"/>
                 <w:sz w:val="18"/>
               </w:rPr>
               <w:t>Diensteinheit, die mit dem Benutzer kommuniziert</w:t>
@@ -3940,6 +5086,7 @@
               <w:rPr>
                 <w:rFonts w:ascii="Arial" w:hAnsi="Arial" w:eastAsia="Arial"/>
                 <w:b w:val="0"/>
+                <w:i w:val="0"/>
                 <w:sz w:val="18"/>
               </w:rPr>
               <w:t>Bot-Hub</w:t>
@@ -3966,6 +5113,7 @@
               <w:rPr>
                 <w:rFonts w:ascii="Arial" w:hAnsi="Arial" w:eastAsia="Arial"/>
                 <w:b w:val="0"/>
+                <w:i w:val="0"/>
                 <w:sz w:val="18"/>
               </w:rPr>
               <w:t>Eine Einheit, die mehrere Bots verwaltet</w:t>
@@ -4007,6 +5155,7 @@
               <w:rPr>
                 <w:rFonts w:ascii="Arial" w:hAnsi="Arial" w:eastAsia="Arial"/>
                 <w:b w:val="0"/>
+                <w:i w:val="0"/>
                 <w:sz w:val="18"/>
               </w:rPr>
               <w:t>Version</w:t>
@@ -4033,6 +5182,7 @@
               <w:rPr>
                 <w:rFonts w:ascii="Arial" w:hAnsi="Arial" w:eastAsia="Arial"/>
                 <w:b w:val="0"/>
+                <w:i w:val="0"/>
                 <w:sz w:val="18"/>
               </w:rPr>
               <w:t>Einheit, die Bot-Einstellungen und Konversationsdesign separat verwaltet</w:t>
@@ -4074,6 +5224,7 @@
               <w:rPr>
                 <w:rFonts w:ascii="Arial" w:hAnsi="Arial" w:eastAsia="Arial"/>
                 <w:b w:val="0"/>
+                <w:i w:val="0"/>
                 <w:sz w:val="18"/>
               </w:rPr>
               <w:t>Absicht</w:t>
@@ -4100,6 +5251,7 @@
               <w:rPr>
                 <w:rFonts w:ascii="Arial" w:hAnsi="Arial" w:eastAsia="Arial"/>
                 <w:b w:val="0"/>
+                <w:i w:val="0"/>
                 <w:sz w:val="18"/>
               </w:rPr>
               <w:t>Eine Einheit, die den Zweck einer Benutzeranfrage klassifiziert</w:t>
@@ -4141,6 +5293,7 @@
               <w:rPr>
                 <w:rFonts w:ascii="Arial" w:hAnsi="Arial" w:eastAsia="Arial"/>
                 <w:b w:val="0"/>
+                <w:i w:val="0"/>
                 <w:sz w:val="18"/>
               </w:rPr>
               <w:t>Objekt</w:t>
@@ -4167,6 +5320,7 @@
               <w:rPr>
                 <w:rFonts w:ascii="Arial" w:hAnsi="Arial" w:eastAsia="Arial"/>
                 <w:b w:val="0"/>
+                <w:i w:val="0"/>
                 <w:sz w:val="18"/>
               </w:rPr>
               <w:t>Ein aus einer Äußerung</w:t>
@@ -4193,6 +5347,7 @@
               <w:rPr>
                 <w:rFonts w:ascii="Arial" w:hAnsi="Arial" w:eastAsia="Arial"/>
                 <w:b w:val="0"/>
+                <w:i w:val="0"/>
                 <w:sz w:val="18"/>
               </w:rPr>
               <w:t>extrahierter Wert oder Name</w:t>
@@ -4221,6 +5376,7 @@
               <w:rPr>
                 <w:rFonts w:ascii="Arial" w:hAnsi="Arial" w:eastAsia="Arial"/>
                 <w:b w:val="0"/>
+                <w:i w:val="0"/>
                 <w:sz w:val="18"/>
               </w:rPr>
               <w:t>NLU</w:t>
@@ -4247,6 +5403,7 @@
               <w:rPr>
                 <w:rFonts w:ascii="Arial" w:hAnsi="Arial" w:eastAsia="Arial"/>
                 <w:b w:val="0"/>
+                <w:i w:val="0"/>
                 <w:sz w:val="18"/>
               </w:rPr>
               <w:t>Funktionsbereich, der die Eingaben des Benutzers in natürlicher Sprache interpretiert</w:t>
@@ -4288,6 +5445,7 @@
               <w:rPr>
                 <w:rFonts w:ascii="Arial" w:hAnsi="Arial" w:eastAsia="Arial"/>
                 <w:b w:val="0"/>
+                <w:i w:val="0"/>
                 <w:sz w:val="18"/>
               </w:rPr>
               <w:t>Lernen</w:t>
@@ -4314,6 +5472,7 @@
               <w:rPr>
                 <w:rFonts w:ascii="Arial" w:hAnsi="Arial" w:eastAsia="Arial"/>
                 <w:b w:val="0"/>
+                <w:i w:val="0"/>
                 <w:sz w:val="18"/>
               </w:rPr>
               <w:t>Die Aufgabe, registrierte Daten widerzuspiegeln, damit die Engine sie verwenden kann</w:t>
@@ -4355,6 +5514,7 @@
               <w:rPr>
                 <w:rFonts w:ascii="Arial" w:hAnsi="Arial" w:eastAsia="Arial"/>
                 <w:b w:val="0"/>
+                <w:i w:val="0"/>
                 <w:sz w:val="18"/>
               </w:rPr>
               <w:t>Indizierung</w:t>
@@ -4381,6 +5541,7 @@
               <w:rPr>
                 <w:rFonts w:ascii="Arial" w:hAnsi="Arial" w:eastAsia="Arial"/>
                 <w:b w:val="0"/>
+                <w:i w:val="0"/>
                 <w:sz w:val="18"/>
               </w:rPr>
               <w:t>Vorbereiten der Suchstruktur von Daten für den Abruf</w:t>
@@ -4422,6 +5583,7 @@
               <w:rPr>
                 <w:rFonts w:ascii="Arial" w:hAnsi="Arial" w:eastAsia="Arial"/>
                 <w:b w:val="0"/>
+                <w:i w:val="0"/>
                 <w:sz w:val="18"/>
               </w:rPr>
               <w:t>RAG</w:t>
@@ -4448,6 +5610,7 @@
               <w:rPr>
                 <w:rFonts w:ascii="Arial" w:hAnsi="Arial" w:eastAsia="Arial"/>
                 <w:b w:val="0"/>
+                <w:i w:val="0"/>
                 <w:sz w:val="18"/>
               </w:rPr>
               <w:t>Wie man abgerufenes Wissen und generative Modelle gemeinsam nutzt</w:t>
@@ -4481,7 +5644,7 @@
           <w:i w:val="0"/>
           <w:sz w:val="21"/>
         </w:rPr>
-        <w:t>Verwandte Dokumente</w:t>
+        <w:t>10. Entitäten und Wörterbücher</w:t>
       </w:r>
     </w:p>
     <w:p>
@@ -4492,9 +5655,11 @@
       <w:r>
         <w:rPr>
           <w:rFonts w:ascii="Arial" w:hAnsi="Arial" w:eastAsia="Arial"/>
-          <w:sz w:val="21"/>
-        </w:rPr>
-        <w:t>[Alle CGA-Handbücher anzeigen](../README.md)</w:t>
+          <w:b w:val="0"/>
+          <w:i w:val="0"/>
+          <w:sz w:val="21"/>
+        </w:rPr>
+        <w:t>Entitäten extrahieren Werte wie Datum, Region, Produkt oder Bestellnummer aus Äußerungen.</w:t>
       </w:r>
     </w:p>
     <w:p>
@@ -4505,9 +5670,11 @@
       <w:r>
         <w:rPr>
           <w:rFonts w:ascii="Arial" w:hAnsi="Arial" w:eastAsia="Arial"/>
-          <w:sz w:val="21"/>
-        </w:rPr>
-        <w:t>[CGA Erste Schritte](../cga-getting-started/README.md)</w:t>
+          <w:b w:val="0"/>
+          <w:i w:val="0"/>
+          <w:sz w:val="21"/>
+        </w:rPr>
+        <w:t>Wörterbücher normalisieren Fachbegriffe und Synonyme. Testen Sie nach Änderungen alle verknüpften Intents erneut.</w:t>
       </w:r>
     </w:p>
     <w:p>
@@ -4518,9 +5685,390 @@
       <w:r>
         <w:rPr>
           <w:rFonts w:ascii="Arial" w:hAnsi="Arial" w:eastAsia="Arial"/>
-          <w:sz w:val="21"/>
-        </w:rPr>
-        <w:t>[CGA NLU-Nutzungsleitfaden](../cga-nlu-guide/README.md)</w:t>
+          <w:b w:val="0"/>
+          <w:i w:val="0"/>
+          <w:sz w:val="21"/>
+        </w:rPr>
+        <w:t>Namen, repräsentative Ausdrücke, Variablen und Dialogabläufe müssen konsistent bleiben.</w:t>
+      </w:r>
+    </w:p>
+    <w:p>
+      <w:pPr>
+        <w:pStyle w:val="Heading1"/>
+      </w:pPr>
+      <w:r>
+        <w:rPr>
+          <w:rFonts w:ascii="Arial" w:hAnsi="Arial" w:eastAsia="Arial"/>
+          <w:b/>
+          <w:i w:val="0"/>
+          <w:sz w:val="21"/>
+        </w:rPr>
+        <w:t>11. Dialogabläufe und Vorlagen</w:t>
+      </w:r>
+    </w:p>
+    <w:p>
+      <w:pPr>
+        <w:spacing w:after="80"/>
+        <w:ind w:left="360" w:hanging="288"/>
+      </w:pPr>
+      <w:r>
+        <w:rPr>
+          <w:rFonts w:ascii="Arial" w:hAnsi="Arial" w:eastAsia="Arial"/>
+          <w:b w:val="0"/>
+          <w:i w:val="0"/>
+          <w:sz w:val="21"/>
+        </w:rPr>
+        <w:t>1. Beginnen Sie beim Intent und bestimmen Sie die erste Karte.</w:t>
+      </w:r>
+    </w:p>
+    <w:p>
+      <w:pPr>
+        <w:spacing w:after="80"/>
+        <w:ind w:left="360" w:hanging="288"/>
+      </w:pPr>
+      <w:r>
+        <w:rPr>
+          <w:rFonts w:ascii="Arial" w:hAnsi="Arial" w:eastAsia="Arial"/>
+          <w:b w:val="0"/>
+          <w:i w:val="0"/>
+          <w:sz w:val="21"/>
+        </w:rPr>
+        <w:t>2. Verbinden Sie Antworten, Bedingungen, APIs, Variablen und die nächste Karte.</w:t>
+      </w:r>
+    </w:p>
+    <w:p>
+      <w:pPr>
+        <w:spacing w:after="80"/>
+        <w:ind w:left="360" w:hanging="288"/>
+      </w:pPr>
+      <w:r>
+        <w:rPr>
+          <w:rFonts w:ascii="Arial" w:hAnsi="Arial" w:eastAsia="Arial"/>
+          <w:b w:val="0"/>
+          <w:i w:val="0"/>
+          <w:sz w:val="21"/>
+        </w:rPr>
+        <w:t>3. Erstellen Sie Normal-, Ausnahme- und Endpfade und prüfen Sie auf nicht verbundene Karten.</w:t>
+      </w:r>
+    </w:p>
+    <w:p>
+      <w:pPr>
+        <w:spacing w:after="80"/>
+        <w:ind w:left="360" w:hanging="288"/>
+      </w:pPr>
+      <w:r>
+        <w:rPr>
+          <w:rFonts w:ascii="Arial" w:hAnsi="Arial" w:eastAsia="Arial"/>
+          <w:b w:val="0"/>
+          <w:i w:val="0"/>
+          <w:sz w:val="21"/>
+        </w:rPr>
+        <w:t>4. Wählen Sie nur aktive Vorlagen des Zielkanals und prüfen Sie die Darstellung im Bot-Test und im realen Kanal.</w:t>
+      </w:r>
+    </w:p>
+    <w:p>
+      <w:pPr>
+        <w:pStyle w:val="Heading1"/>
+      </w:pPr>
+      <w:r>
+        <w:rPr>
+          <w:rFonts w:ascii="Arial" w:hAnsi="Arial" w:eastAsia="Arial"/>
+          <w:b/>
+          <w:i w:val="0"/>
+          <w:sz w:val="21"/>
+        </w:rPr>
+        <w:t>12. API-Verwaltung und Ausführung</w:t>
+      </w:r>
+    </w:p>
+    <w:p>
+      <w:pPr>
+        <w:pStyle w:val="ListBullet"/>
+        <w:spacing w:after="80"/>
+      </w:pPr>
+      <w:r>
+        <w:rPr>
+          <w:rFonts w:ascii="Arial" w:hAnsi="Arial" w:eastAsia="Arial"/>
+          <w:b w:val="0"/>
+          <w:i w:val="0"/>
+          <w:sz w:val="21"/>
+        </w:rPr>
+        <w:t>Registrieren Sie API-Name, Ziel-Base-URL, Methode, Authentifizierung, Header, Path, Query und Body.</w:t>
+      </w:r>
+    </w:p>
+    <w:p>
+      <w:pPr>
+        <w:pStyle w:val="ListBullet"/>
+        <w:spacing w:after="80"/>
+      </w:pPr>
+      <w:r>
+        <w:rPr>
+          <w:rFonts w:ascii="Arial" w:hAnsi="Arial" w:eastAsia="Arial"/>
+          <w:b w:val="0"/>
+          <w:i w:val="0"/>
+          <w:sz w:val="21"/>
+        </w:rPr>
+        <w:t>Browsercode ruft nur Same-Origin-Pfade auf; interne Docker-Adressen und Zugangsdaten verbleiben auf der Serverseite.</w:t>
+      </w:r>
+    </w:p>
+    <w:p>
+      <w:pPr>
+        <w:pStyle w:val="ListBullet"/>
+        <w:spacing w:after="80"/>
+      </w:pPr>
+      <w:r>
+        <w:rPr>
+          <w:rFonts w:ascii="Arial" w:hAnsi="Arial" w:eastAsia="Arial"/>
+          <w:b w:val="0"/>
+          <w:i w:val="0"/>
+          <w:sz w:val="21"/>
+        </w:rPr>
+        <w:t xml:space="preserve">Prüfen Sie nach dem Test Status, Latenz und Fehler in den Analysedaten und unter </w:t>
+      </w:r>
+      <w:r>
+        <w:rPr>
+          <w:rFonts w:ascii="Arial" w:hAnsi="Arial" w:eastAsia="Arial"/>
+          <w:b/>
+          <w:i w:val="0"/>
+          <w:sz w:val="21"/>
+        </w:rPr>
+        <w:t>Admin &gt; API-Aufrufverlauf</w:t>
+      </w:r>
+      <w:r>
+        <w:rPr>
+          <w:rFonts w:ascii="Arial" w:hAnsi="Arial" w:eastAsia="Arial"/>
+          <w:b w:val="0"/>
+          <w:i w:val="0"/>
+          <w:sz w:val="21"/>
+        </w:rPr>
+        <w:t>.</w:t>
+      </w:r>
+    </w:p>
+    <w:p>
+      <w:pPr>
+        <w:pStyle w:val="Heading1"/>
+      </w:pPr>
+      <w:r>
+        <w:rPr>
+          <w:rFonts w:ascii="Arial" w:hAnsi="Arial" w:eastAsia="Arial"/>
+          <w:b/>
+          <w:i w:val="0"/>
+          <w:sz w:val="21"/>
+        </w:rPr>
+        <w:t>13. Bot-Test, Bewertung, Nachtraining und Analyse</w:t>
+      </w:r>
+    </w:p>
+    <w:p>
+      <w:pPr>
+        <w:pStyle w:val="ListBullet"/>
+        <w:spacing w:after="80"/>
+      </w:pPr>
+      <w:r>
+        <w:rPr>
+          <w:rFonts w:ascii="Arial" w:hAnsi="Arial" w:eastAsia="Arial"/>
+          <w:b w:val="0"/>
+          <w:i w:val="0"/>
+          <w:sz w:val="21"/>
+        </w:rPr>
+        <w:t>Prüfen Sie im Bot-Test Antwort und Analysebereich gemeinsam: angewandte Stufe, Score, Entitäten, Variablen, Dialogkarte und endgültige Antwort.</w:t>
+      </w:r>
+    </w:p>
+    <w:p>
+      <w:pPr>
+        <w:pStyle w:val="ListBullet"/>
+        <w:spacing w:after="80"/>
+      </w:pPr>
+      <w:r>
+        <w:rPr>
+          <w:rFonts w:ascii="Arial" w:hAnsi="Arial" w:eastAsia="Arial"/>
+          <w:b w:val="0"/>
+          <w:i w:val="0"/>
+          <w:sz w:val="21"/>
+        </w:rPr>
+        <w:t>Untersuchen Sie in der Bewertung Fehlklassifikationen, niedrige Scores und Konflikte ähnlicher Intents mit demselben Referenzdatensatz.</w:t>
+      </w:r>
+    </w:p>
+    <w:p>
+      <w:pPr>
+        <w:pStyle w:val="ListBullet"/>
+        <w:spacing w:after="80"/>
+      </w:pPr>
+      <w:r>
+        <w:rPr>
+          <w:rFonts w:ascii="Arial" w:hAnsi="Arial" w:eastAsia="Arial"/>
+          <w:b w:val="0"/>
+          <w:i w:val="0"/>
+          <w:sz w:val="21"/>
+        </w:rPr>
+        <w:t>Übernehmen Sie beim Nachtraining nur geprüfte Äußerungen und kontrollieren Sie das Ergebnis im Lernverlauf.</w:t>
+      </w:r>
+    </w:p>
+    <w:p>
+      <w:pPr>
+        <w:pStyle w:val="ListBullet"/>
+        <w:spacing w:after="80"/>
+      </w:pPr>
+      <w:r>
+        <w:rPr>
+          <w:rFonts w:ascii="Arial" w:hAnsi="Arial" w:eastAsia="Arial"/>
+          <w:b w:val="0"/>
+          <w:i w:val="0"/>
+          <w:sz w:val="21"/>
+        </w:rPr>
+        <w:t>Unterscheiden Sie in der Analyse zwischen null Daten, Filterfehlern und Erfassungsproblemen, bevor Sie das Modell ändern.</w:t>
+      </w:r>
+    </w:p>
+    <w:p>
+      <w:pPr>
+        <w:pStyle w:val="Heading1"/>
+      </w:pPr>
+      <w:r>
+        <w:rPr>
+          <w:rFonts w:ascii="Arial" w:hAnsi="Arial" w:eastAsia="Arial"/>
+          <w:b/>
+          <w:i w:val="0"/>
+          <w:sz w:val="21"/>
+        </w:rPr>
+        <w:t>14. Systemverwaltung und Betriebsdashboard</w:t>
+      </w:r>
+    </w:p>
+    <w:p>
+      <w:pPr>
+        <w:pStyle w:val="ListBullet"/>
+        <w:spacing w:after="80"/>
+      </w:pPr>
+      <w:r>
+        <w:rPr>
+          <w:rFonts w:ascii="Arial" w:hAnsi="Arial" w:eastAsia="Arial"/>
+          <w:b w:val="0"/>
+          <w:i w:val="0"/>
+          <w:sz w:val="21"/>
+        </w:rPr>
+        <w:t>Verwalten Sie Benutzer, Gruppen, Rollen, Kanäle, Botstation-Verknüpfungen, Vorlagen, Lizenzen und mehrsprachige Systemmeldungen in Admin.</w:t>
+      </w:r>
+    </w:p>
+    <w:p>
+      <w:pPr>
+        <w:pStyle w:val="ListBullet"/>
+        <w:spacing w:after="80"/>
+      </w:pPr>
+      <w:r>
+        <w:rPr>
+          <w:rFonts w:ascii="Arial" w:hAnsi="Arial" w:eastAsia="Arial"/>
+          <w:b w:val="0"/>
+          <w:i w:val="0"/>
+          <w:sz w:val="21"/>
+        </w:rPr>
+        <w:t>Das Betriebsdashboard zeigt API/DB, Cache, Antwortlatenz, Fehler, Bearbeitungssperren, DB-Trennung sowie ML- und Semantic-GPU-Status.</w:t>
+      </w:r>
+    </w:p>
+    <w:p>
+      <w:pPr>
+        <w:pStyle w:val="ListBullet"/>
+        <w:spacing w:after="80"/>
+      </w:pPr>
+      <w:r>
+        <w:rPr>
+          <w:rFonts w:ascii="Arial" w:hAnsi="Arial" w:eastAsia="Arial"/>
+          <w:b w:val="0"/>
+          <w:i w:val="0"/>
+          <w:sz w:val="21"/>
+        </w:rPr>
+        <w:t>Verfolgen Sie Bot, Version, Sprache, Äußerung, Kanal, Anforderungszeit und Ergebnis in den Verlaufsansichten, ohne Zugangsdaten oder personenbezogene Daten offenzulegen.</w:t>
+      </w:r>
+    </w:p>
+    <w:p>
+      <w:pPr>
+        <w:pStyle w:val="Heading1"/>
+      </w:pPr>
+      <w:r>
+        <w:rPr>
+          <w:rFonts w:ascii="Arial" w:hAnsi="Arial" w:eastAsia="Arial"/>
+          <w:b/>
+          <w:i w:val="0"/>
+          <w:sz w:val="21"/>
+        </w:rPr>
+        <w:t>15. Betriebscheckliste und Beispielablauf</w:t>
+      </w:r>
+    </w:p>
+    <w:p>
+      <w:r>
+        <w:rPr>
+          <w:rFonts w:ascii="Arial" w:hAnsi="Arial" w:eastAsia="Arial"/>
+          <w:b w:val="0"/>
+          <w:i w:val="0"/>
+          <w:sz w:val="21"/>
+        </w:rPr>
+        <w:t>Notieren Sie vor Änderungen Bot-UUID, Version, Sprache, Betriebsversion, betroffene Assets, Referenzäußerungen und verbundene Kanäle. Prüfen Sie danach Speichern, Lernen/Indexierung, Bot-Test, Bewertung, Analyse, Dialog-/API-/Queue-Verlauf und den realen Kanal.</w:t>
+      </w:r>
+    </w:p>
+    <w:p>
+      <w:r>
+        <w:rPr>
+          <w:rFonts w:ascii="Arial" w:hAnsi="Arial" w:eastAsia="Arial"/>
+          <w:b w:val="0"/>
+          <w:i w:val="0"/>
+          <w:sz w:val="21"/>
+        </w:rPr>
+        <w:t>Beispiel: Erstellen Sie einen Lieferauskunfts-Bot, erfassen Sie Intents für Termin und aktuellen Status, mehrsprachige Äußerungen und Bestellnummern, verbinden Sie eine API-Karte, lernen oder indexieren Sie die Version und übernehmen Sie nur bestätigte Fehler in das Nachtraining.</w:t>
+      </w:r>
+    </w:p>
+    <w:p>
+      <w:pPr>
+        <w:pStyle w:val="Heading1"/>
+      </w:pPr>
+      <w:r>
+        <w:rPr>
+          <w:rFonts w:ascii="Arial" w:hAnsi="Arial" w:eastAsia="Arial"/>
+          <w:b/>
+          <w:i w:val="0"/>
+          <w:sz w:val="21"/>
+        </w:rPr>
+        <w:t>Verwandte Dokumente</w:t>
+      </w:r>
+    </w:p>
+    <w:p>
+      <w:pPr>
+        <w:pStyle w:val="ListBullet"/>
+        <w:spacing w:after="80"/>
+      </w:pPr>
+      <w:r>
+        <w:rPr>
+          <w:rFonts w:ascii="Arial" w:hAnsi="Arial" w:eastAsia="Arial"/>
+          <w:b w:val="0"/>
+          <w:i w:val="0"/>
+          <w:sz w:val="21"/>
+        </w:rPr>
+        <w:t>Alle CGA-Handbücher anzeigen</w:t>
+      </w:r>
+    </w:p>
+    <w:p>
+      <w:pPr>
+        <w:pStyle w:val="ListBullet"/>
+        <w:spacing w:after="80"/>
+      </w:pPr>
+      <w:r>
+        <w:rPr>
+          <w:rFonts w:ascii="Arial" w:hAnsi="Arial" w:eastAsia="Arial"/>
+          <w:b w:val="0"/>
+          <w:i w:val="0"/>
+          <w:sz w:val="21"/>
+        </w:rPr>
+        <w:t>CGA Erste Schritte</w:t>
+      </w:r>
+    </w:p>
+    <w:p>
+      <w:pPr>
+        <w:pStyle w:val="ListBullet"/>
+        <w:spacing w:after="80"/>
+      </w:pPr>
+      <w:r>
+        <w:rPr>
+          <w:rFonts w:ascii="Arial" w:hAnsi="Arial" w:eastAsia="Arial"/>
+          <w:b w:val="0"/>
+          <w:i w:val="0"/>
+          <w:sz w:val="21"/>
+        </w:rPr>
+        <w:t>CGA NLU-Nutzungsleitfaden</w:t>
       </w:r>
     </w:p>
     <w:sectPr>
